--- a/Hotel Bookings Analysis Documentation.docx
+++ b/Hotel Bookings Analysis Documentation.docx
@@ -1007,20 +1007,8 @@
                 <w:u w:val="single"/>
                 <w14:ligatures w14:val="none"/>
               </w:rPr>
-              <w:t xml:space="preserve">ID of the travel agency that made the </w:t>
-            </w:r>
-            <w:proofErr w:type="spellStart"/>
-            <w:r>
-              <w:rPr>
-                <w:rFonts w:ascii="Calibri" w:eastAsia="Times New Roman" w:hAnsi="Calibri" w:cs="Calibri"/>
-                <w:color w:val="467886"/>
-                <w:kern w:val="0"/>
-                <w:u w:val="single"/>
-                <w14:ligatures w14:val="none"/>
-              </w:rPr>
-              <w:t>bookinga</w:t>
-            </w:r>
-            <w:proofErr w:type="spellEnd"/>
+              <w:t>ID of the travel agency that made the bookinga</w:t>
+            </w:r>
             <w:r>
               <w:rPr>
                 <w:rFonts w:ascii="Calibri" w:eastAsia="Times New Roman" w:hAnsi="Calibri" w:cs="Calibri"/>
@@ -1099,7 +1087,6 @@
                 <w14:ligatures w14:val="none"/>
               </w:rPr>
             </w:pPr>
-            <w:proofErr w:type="spellStart"/>
             <w:r>
               <w:rPr>
                 <w:rFonts w:ascii="Calibri" w:eastAsia="Times New Roman" w:hAnsi="Calibri" w:cs="Calibri"/>
@@ -1113,7 +1100,6 @@
               </w:rPr>
               <w:t>ArrivalDateDayOfMonth</w:t>
             </w:r>
-            <w:proofErr w:type="spellEnd"/>
           </w:p>
         </w:tc>
         <w:tc>
@@ -1247,7 +1233,6 @@
                 <w14:ligatures w14:val="none"/>
               </w:rPr>
             </w:pPr>
-            <w:proofErr w:type="spellStart"/>
             <w:r>
               <w:rPr>
                 <w:rFonts w:ascii="Calibri" w:eastAsia="Times New Roman" w:hAnsi="Calibri" w:cs="Calibri"/>
@@ -1261,7 +1246,6 @@
               </w:rPr>
               <w:t>ArrivalDateMonth</w:t>
             </w:r>
-            <w:proofErr w:type="spellEnd"/>
           </w:p>
         </w:tc>
         <w:tc>
@@ -1395,7 +1379,6 @@
                 <w14:ligatures w14:val="none"/>
               </w:rPr>
             </w:pPr>
-            <w:proofErr w:type="spellStart"/>
             <w:r>
               <w:rPr>
                 <w:rFonts w:ascii="Calibri" w:eastAsia="Times New Roman" w:hAnsi="Calibri" w:cs="Calibri"/>
@@ -1410,7 +1393,6 @@
               <w:lastRenderedPageBreak/>
               <w:t>ArrivalDateWeekNumber</w:t>
             </w:r>
-            <w:proofErr w:type="spellEnd"/>
           </w:p>
         </w:tc>
         <w:tc>
@@ -1544,7 +1526,6 @@
                 <w14:ligatures w14:val="none"/>
               </w:rPr>
             </w:pPr>
-            <w:proofErr w:type="spellStart"/>
             <w:r>
               <w:rPr>
                 <w:rFonts w:ascii="Calibri" w:eastAsia="Times New Roman" w:hAnsi="Calibri" w:cs="Calibri"/>
@@ -1558,7 +1539,6 @@
               </w:rPr>
               <w:t>ArrivalDateYear</w:t>
             </w:r>
-            <w:proofErr w:type="spellEnd"/>
           </w:p>
         </w:tc>
         <w:tc>
@@ -1692,7 +1672,6 @@
                 <w14:ligatures w14:val="none"/>
               </w:rPr>
             </w:pPr>
-            <w:proofErr w:type="spellStart"/>
             <w:r>
               <w:rPr>
                 <w:rFonts w:ascii="Calibri" w:eastAsia="Times New Roman" w:hAnsi="Calibri" w:cs="Calibri"/>
@@ -1706,7 +1685,6 @@
               </w:rPr>
               <w:t>AssignedRoomType</w:t>
             </w:r>
-            <w:proofErr w:type="spellEnd"/>
           </w:p>
         </w:tc>
         <w:tc>
@@ -2971,27 +2949,7 @@
                 <w:kern w:val="0"/>
                 <w14:ligatures w14:val="none"/>
               </w:rPr>
-              <w:t xml:space="preserve">Contract - when the booking has an allotment or other type of contract associated </w:t>
-            </w:r>
-            <w:proofErr w:type="gramStart"/>
-            <w:r>
-              <w:rPr>
-                <w:rFonts w:ascii="Calibri" w:eastAsia="Times New Roman" w:hAnsi="Calibri" w:cs="Calibri"/>
-                <w:color w:val="1F1F1F"/>
-                <w:kern w:val="0"/>
-                <w14:ligatures w14:val="none"/>
-              </w:rPr>
-              <w:t>to</w:t>
-            </w:r>
-            <w:proofErr w:type="gramEnd"/>
-            <w:r>
-              <w:rPr>
-                <w:rFonts w:ascii="Calibri" w:eastAsia="Times New Roman" w:hAnsi="Calibri" w:cs="Calibri"/>
-                <w:color w:val="1F1F1F"/>
-                <w:kern w:val="0"/>
-                <w14:ligatures w14:val="none"/>
-              </w:rPr>
-              <w:t xml:space="preserve"> it;</w:t>
+              <w:t>Contract - when the booking has an allotment or other type of contract associated to it;</w:t>
             </w:r>
           </w:p>
         </w:tc>
@@ -3473,45 +3431,14 @@
                 <w14:ligatures w14:val="none"/>
               </w:rPr>
             </w:pPr>
-            <w:proofErr w:type="gramStart"/>
-            <w:r>
-              <w:rPr>
-                <w:rFonts w:ascii="Calibri" w:eastAsia="Times New Roman" w:hAnsi="Calibri" w:cs="Calibri"/>
-                <w:color w:val="1F1F1F"/>
-                <w:kern w:val="0"/>
-                <w14:ligatures w14:val="none"/>
-              </w:rPr>
-              <w:t>Number</w:t>
-            </w:r>
-            <w:proofErr w:type="gramEnd"/>
-            <w:r>
-              <w:rPr>
-                <w:rFonts w:ascii="Calibri" w:eastAsia="Times New Roman" w:hAnsi="Calibri" w:cs="Calibri"/>
-                <w:color w:val="1F1F1F"/>
-                <w:kern w:val="0"/>
-                <w14:ligatures w14:val="none"/>
-              </w:rPr>
-              <w:t xml:space="preserve"> of days the booking was </w:t>
-            </w:r>
-            <w:proofErr w:type="gramStart"/>
-            <w:r>
-              <w:rPr>
-                <w:rFonts w:ascii="Calibri" w:eastAsia="Times New Roman" w:hAnsi="Calibri" w:cs="Calibri"/>
-                <w:color w:val="1F1F1F"/>
-                <w:kern w:val="0"/>
-                <w14:ligatures w14:val="none"/>
-              </w:rPr>
-              <w:t>in</w:t>
-            </w:r>
-            <w:proofErr w:type="gramEnd"/>
-            <w:r>
-              <w:rPr>
-                <w:rFonts w:ascii="Calibri" w:eastAsia="Times New Roman" w:hAnsi="Calibri" w:cs="Calibri"/>
-                <w:color w:val="1F1F1F"/>
-                <w:kern w:val="0"/>
-                <w14:ligatures w14:val="none"/>
-              </w:rPr>
-              <w:t xml:space="preserve"> the waiting list before it was confirmed to the customer</w:t>
+            <w:r>
+              <w:rPr>
+                <w:rFonts w:ascii="Calibri" w:eastAsia="Times New Roman" w:hAnsi="Calibri" w:cs="Calibri"/>
+                <w:color w:val="1F1F1F"/>
+                <w:kern w:val="0"/>
+                <w14:ligatures w14:val="none"/>
+              </w:rPr>
+              <w:t>Number of days the booking was in the waiting list before it was confirmed to the customer</w:t>
             </w:r>
           </w:p>
         </w:tc>
@@ -3836,47 +3763,7 @@
                 <w:kern w:val="0"/>
                 <w14:ligatures w14:val="none"/>
               </w:rPr>
-              <w:t xml:space="preserve">BO and TR/Value calculated based on the payments identified for the booking </w:t>
-            </w:r>
-            <w:proofErr w:type="gramStart"/>
-            <w:r>
-              <w:rPr>
-                <w:rFonts w:ascii="Calibri" w:eastAsia="Times New Roman" w:hAnsi="Calibri" w:cs="Calibri"/>
-                <w:color w:val="1F1F1F"/>
-                <w:kern w:val="0"/>
-                <w14:ligatures w14:val="none"/>
-              </w:rPr>
-              <w:t>in</w:t>
-            </w:r>
-            <w:proofErr w:type="gramEnd"/>
-            <w:r>
-              <w:rPr>
-                <w:rFonts w:ascii="Calibri" w:eastAsia="Times New Roman" w:hAnsi="Calibri" w:cs="Calibri"/>
-                <w:color w:val="1F1F1F"/>
-                <w:kern w:val="0"/>
-                <w14:ligatures w14:val="none"/>
-              </w:rPr>
-              <w:t xml:space="preserve"> the transaction (TR) table before the </w:t>
-            </w:r>
-            <w:proofErr w:type="spellStart"/>
-            <w:r>
-              <w:rPr>
-                <w:rFonts w:ascii="Calibri" w:eastAsia="Times New Roman" w:hAnsi="Calibri" w:cs="Calibri"/>
-                <w:color w:val="1F1F1F"/>
-                <w:kern w:val="0"/>
-                <w14:ligatures w14:val="none"/>
-              </w:rPr>
-              <w:t>booking׳s</w:t>
-            </w:r>
-            <w:proofErr w:type="spellEnd"/>
-            <w:r>
-              <w:rPr>
-                <w:rFonts w:ascii="Calibri" w:eastAsia="Times New Roman" w:hAnsi="Calibri" w:cs="Calibri"/>
-                <w:color w:val="1F1F1F"/>
-                <w:kern w:val="0"/>
-                <w14:ligatures w14:val="none"/>
-              </w:rPr>
-              <w:t xml:space="preserve"> arrival or cancellation date.</w:t>
+              <w:t>BO and TR/Value calculated based on the payments identified for the booking in the transaction (TR) table before the booking׳s arrival or cancellation date.</w:t>
             </w:r>
           </w:p>
         </w:tc>
@@ -4458,25 +4345,14 @@
                 <w14:ligatures w14:val="none"/>
               </w:rPr>
             </w:pPr>
-            <w:proofErr w:type="gramStart"/>
-            <w:r>
-              <w:rPr>
-                <w:rFonts w:ascii="Calibri" w:eastAsia="Times New Roman" w:hAnsi="Calibri" w:cs="Calibri"/>
-                <w:color w:val="1F1F1F"/>
-                <w:kern w:val="0"/>
-                <w14:ligatures w14:val="none"/>
-              </w:rPr>
-              <w:t>Otherwise</w:t>
-            </w:r>
-            <w:proofErr w:type="gramEnd"/>
-            <w:r>
-              <w:rPr>
-                <w:rFonts w:ascii="Calibri" w:eastAsia="Times New Roman" w:hAnsi="Calibri" w:cs="Calibri"/>
-                <w:color w:val="1F1F1F"/>
-                <w:kern w:val="0"/>
-                <w14:ligatures w14:val="none"/>
-              </w:rPr>
-              <w:t xml:space="preserve"> the value is set as “Refundable”</w:t>
+            <w:r>
+              <w:rPr>
+                <w:rFonts w:ascii="Calibri" w:eastAsia="Times New Roman" w:hAnsi="Calibri" w:cs="Calibri"/>
+                <w:color w:val="1F1F1F"/>
+                <w:kern w:val="0"/>
+                <w14:ligatures w14:val="none"/>
+              </w:rPr>
+              <w:t>Otherwise the value is set as “Refundable”</w:t>
             </w:r>
           </w:p>
         </w:tc>
@@ -5068,7 +4944,6 @@
                 <w14:ligatures w14:val="none"/>
               </w:rPr>
             </w:pPr>
-            <w:proofErr w:type="spellStart"/>
             <w:r>
               <w:rPr>
                 <w:rFonts w:ascii="Calibri" w:eastAsia="Times New Roman" w:hAnsi="Calibri" w:cs="Calibri"/>
@@ -5082,7 +4957,6 @@
               </w:rPr>
               <w:t>LeadTime</w:t>
             </w:r>
-            <w:proofErr w:type="spellEnd"/>
           </w:p>
         </w:tc>
         <w:tc>
@@ -5216,7 +5090,6 @@
                 <w14:ligatures w14:val="none"/>
               </w:rPr>
             </w:pPr>
-            <w:proofErr w:type="spellStart"/>
             <w:r>
               <w:rPr>
                 <w:rFonts w:ascii="Calibri" w:eastAsia="Times New Roman" w:hAnsi="Calibri" w:cs="Calibri"/>
@@ -5230,7 +5103,6 @@
               </w:rPr>
               <w:t>MarketSegment</w:t>
             </w:r>
-            <w:proofErr w:type="spellEnd"/>
           </w:p>
         </w:tc>
         <w:tc>
@@ -6123,7 +5995,6 @@
                 <w14:ligatures w14:val="none"/>
               </w:rPr>
             </w:pPr>
-            <w:proofErr w:type="spellStart"/>
             <w:r>
               <w:rPr>
                 <w:rFonts w:ascii="Calibri" w:eastAsia="Times New Roman" w:hAnsi="Calibri" w:cs="Calibri"/>
@@ -6138,7 +6009,6 @@
               <w:lastRenderedPageBreak/>
               <w:t>PreviousBookingsNotCanceled</w:t>
             </w:r>
-            <w:proofErr w:type="spellEnd"/>
           </w:p>
         </w:tc>
         <w:tc>
@@ -6272,7 +6142,6 @@
                 <w14:ligatures w14:val="none"/>
               </w:rPr>
             </w:pPr>
-            <w:proofErr w:type="spellStart"/>
             <w:r>
               <w:rPr>
                 <w:rFonts w:ascii="Calibri" w:eastAsia="Times New Roman" w:hAnsi="Calibri" w:cs="Calibri"/>
@@ -6286,7 +6155,6 @@
               </w:rPr>
               <w:t>PreviousCancellations</w:t>
             </w:r>
-            <w:proofErr w:type="spellEnd"/>
           </w:p>
         </w:tc>
         <w:tc>
@@ -6420,7 +6288,6 @@
                 <w14:ligatures w14:val="none"/>
               </w:rPr>
             </w:pPr>
-            <w:proofErr w:type="spellStart"/>
             <w:r>
               <w:rPr>
                 <w:rFonts w:ascii="Calibri" w:eastAsia="Times New Roman" w:hAnsi="Calibri" w:cs="Calibri"/>
@@ -6434,7 +6301,6 @@
               </w:rPr>
               <w:t>RequiredCardParkingSpaces</w:t>
             </w:r>
-            <w:proofErr w:type="spellEnd"/>
           </w:p>
         </w:tc>
         <w:tc>
@@ -6499,27 +6365,7 @@
                 <w:kern w:val="0"/>
                 <w14:ligatures w14:val="none"/>
               </w:rPr>
-              <w:t xml:space="preserve">Number </w:t>
-            </w:r>
-            <w:proofErr w:type="gramStart"/>
-            <w:r>
-              <w:rPr>
-                <w:rFonts w:ascii="Calibri" w:eastAsia="Times New Roman" w:hAnsi="Calibri" w:cs="Calibri"/>
-                <w:color w:val="1F1F1F"/>
-                <w:kern w:val="0"/>
-                <w14:ligatures w14:val="none"/>
-              </w:rPr>
-              <w:t>of car</w:t>
-            </w:r>
-            <w:proofErr w:type="gramEnd"/>
-            <w:r>
-              <w:rPr>
-                <w:rFonts w:ascii="Calibri" w:eastAsia="Times New Roman" w:hAnsi="Calibri" w:cs="Calibri"/>
-                <w:color w:val="1F1F1F"/>
-                <w:kern w:val="0"/>
-                <w14:ligatures w14:val="none"/>
-              </w:rPr>
-              <w:t xml:space="preserve"> parking spaces required by the customer</w:t>
+              <w:t>Number of car parking spaces required by the customer</w:t>
             </w:r>
           </w:p>
         </w:tc>
@@ -6731,7 +6577,6 @@
                 <w14:ligatures w14:val="none"/>
               </w:rPr>
             </w:pPr>
-            <w:proofErr w:type="spellStart"/>
             <w:r>
               <w:rPr>
                 <w:rFonts w:ascii="Calibri" w:eastAsia="Times New Roman" w:hAnsi="Calibri" w:cs="Calibri"/>
@@ -6745,7 +6590,6 @@
               </w:rPr>
               <w:t>ReservationStatus</w:t>
             </w:r>
-            <w:proofErr w:type="spellEnd"/>
           </w:p>
         </w:tc>
         <w:tc>
@@ -7232,7 +7076,6 @@
                 <w14:ligatures w14:val="none"/>
               </w:rPr>
             </w:pPr>
-            <w:proofErr w:type="spellStart"/>
             <w:r>
               <w:rPr>
                 <w:rFonts w:ascii="Calibri" w:eastAsia="Times New Roman" w:hAnsi="Calibri" w:cs="Calibri"/>
@@ -7246,7 +7089,6 @@
               </w:rPr>
               <w:t>ReservationStatusDate</w:t>
             </w:r>
-            <w:proofErr w:type="spellEnd"/>
           </w:p>
         </w:tc>
         <w:tc>
@@ -7313,7 +7155,6 @@
               </w:rPr>
               <w:t>Date at which the last status was set. This variable can be used in conjunction with the </w:t>
             </w:r>
-            <w:proofErr w:type="spellStart"/>
             <w:r>
               <w:rPr>
                 <w:rFonts w:ascii="Calibri" w:eastAsia="Times New Roman" w:hAnsi="Calibri" w:cs="Calibri"/>
@@ -7325,55 +7166,14 @@
               </w:rPr>
               <w:t>ReservationStatus</w:t>
             </w:r>
-            <w:proofErr w:type="spellEnd"/>
-            <w:r>
-              <w:rPr>
-                <w:rFonts w:ascii="Calibri" w:eastAsia="Times New Roman" w:hAnsi="Calibri" w:cs="Calibri"/>
-                <w:color w:val="1F1F1F"/>
-                <w:kern w:val="0"/>
-                <w14:ligatures w14:val="none"/>
-              </w:rPr>
-              <w:t xml:space="preserve"> to understand when </w:t>
-            </w:r>
-            <w:proofErr w:type="gramStart"/>
-            <w:r>
-              <w:rPr>
-                <w:rFonts w:ascii="Calibri" w:eastAsia="Times New Roman" w:hAnsi="Calibri" w:cs="Calibri"/>
-                <w:color w:val="1F1F1F"/>
-                <w:kern w:val="0"/>
-                <w14:ligatures w14:val="none"/>
-              </w:rPr>
-              <w:t>was the booking</w:t>
-            </w:r>
-            <w:proofErr w:type="gramEnd"/>
-            <w:r>
-              <w:rPr>
-                <w:rFonts w:ascii="Calibri" w:eastAsia="Times New Roman" w:hAnsi="Calibri" w:cs="Calibri"/>
-                <w:color w:val="1F1F1F"/>
-                <w:kern w:val="0"/>
-                <w14:ligatures w14:val="none"/>
-              </w:rPr>
-              <w:t xml:space="preserve"> canceled or when did the customer </w:t>
-            </w:r>
-            <w:proofErr w:type="gramStart"/>
-            <w:r>
-              <w:rPr>
-                <w:rFonts w:ascii="Calibri" w:eastAsia="Times New Roman" w:hAnsi="Calibri" w:cs="Calibri"/>
-                <w:color w:val="1F1F1F"/>
-                <w:kern w:val="0"/>
-                <w14:ligatures w14:val="none"/>
-              </w:rPr>
-              <w:t>checked-out</w:t>
-            </w:r>
-            <w:proofErr w:type="gramEnd"/>
-            <w:r>
-              <w:rPr>
-                <w:rFonts w:ascii="Calibri" w:eastAsia="Times New Roman" w:hAnsi="Calibri" w:cs="Calibri"/>
-                <w:color w:val="1F1F1F"/>
-                <w:kern w:val="0"/>
-                <w14:ligatures w14:val="none"/>
-              </w:rPr>
-              <w:t xml:space="preserve"> of the hotel</w:t>
+            <w:r>
+              <w:rPr>
+                <w:rFonts w:ascii="Calibri" w:eastAsia="Times New Roman" w:hAnsi="Calibri" w:cs="Calibri"/>
+                <w:color w:val="1F1F1F"/>
+                <w:kern w:val="0"/>
+                <w14:ligatures w14:val="none"/>
+              </w:rPr>
+              <w:t> to understand when was the booking canceled or when did the customer checked-out of the hotel</w:t>
             </w:r>
           </w:p>
         </w:tc>
@@ -7442,7 +7242,6 @@
                 <w14:ligatures w14:val="none"/>
               </w:rPr>
             </w:pPr>
-            <w:proofErr w:type="spellStart"/>
             <w:r>
               <w:rPr>
                 <w:rFonts w:ascii="Calibri" w:eastAsia="Times New Roman" w:hAnsi="Calibri" w:cs="Calibri"/>
@@ -7456,7 +7255,6 @@
               </w:rPr>
               <w:t>ReservedRoomType</w:t>
             </w:r>
-            <w:proofErr w:type="spellEnd"/>
           </w:p>
         </w:tc>
         <w:tc>
@@ -7590,7 +7388,6 @@
                 <w14:ligatures w14:val="none"/>
               </w:rPr>
             </w:pPr>
-            <w:proofErr w:type="spellStart"/>
             <w:r>
               <w:rPr>
                 <w:rFonts w:ascii="Calibri" w:eastAsia="Times New Roman" w:hAnsi="Calibri" w:cs="Calibri"/>
@@ -7604,7 +7401,6 @@
               </w:rPr>
               <w:t>StaysInWeekendNights</w:t>
             </w:r>
-            <w:proofErr w:type="spellEnd"/>
           </w:p>
         </w:tc>
         <w:tc>
@@ -7738,7 +7534,6 @@
                 <w14:ligatures w14:val="none"/>
               </w:rPr>
             </w:pPr>
-            <w:proofErr w:type="spellStart"/>
             <w:r>
               <w:rPr>
                 <w:rFonts w:ascii="Calibri" w:eastAsia="Times New Roman" w:hAnsi="Calibri" w:cs="Calibri"/>
@@ -7752,7 +7547,6 @@
               </w:rPr>
               <w:t>StaysInWeekNights</w:t>
             </w:r>
-            <w:proofErr w:type="spellEnd"/>
           </w:p>
         </w:tc>
         <w:tc>
@@ -7817,27 +7611,7 @@
                 <w:kern w:val="0"/>
                 <w14:ligatures w14:val="none"/>
               </w:rPr>
-              <w:t xml:space="preserve">Number of </w:t>
-            </w:r>
-            <w:proofErr w:type="gramStart"/>
-            <w:r>
-              <w:rPr>
-                <w:rFonts w:ascii="Calibri" w:eastAsia="Times New Roman" w:hAnsi="Calibri" w:cs="Calibri"/>
-                <w:color w:val="1F1F1F"/>
-                <w:kern w:val="0"/>
-                <w14:ligatures w14:val="none"/>
-              </w:rPr>
-              <w:t>week nights</w:t>
-            </w:r>
-            <w:proofErr w:type="gramEnd"/>
-            <w:r>
-              <w:rPr>
-                <w:rFonts w:ascii="Calibri" w:eastAsia="Times New Roman" w:hAnsi="Calibri" w:cs="Calibri"/>
-                <w:color w:val="1F1F1F"/>
-                <w:kern w:val="0"/>
-                <w14:ligatures w14:val="none"/>
-              </w:rPr>
-              <w:t xml:space="preserve"> (Monday to Friday) the guest stayed or booked to stay at the hotel</w:t>
+              <w:t>Number of week nights (Monday to Friday) the guest stayed or booked to stay at the hotel</w:t>
             </w:r>
           </w:p>
         </w:tc>
@@ -7870,27 +7644,7 @@
                 <w:kern w:val="0"/>
                 <w14:ligatures w14:val="none"/>
               </w:rPr>
-              <w:t xml:space="preserve">BO and BL/Calculated by counting the number of </w:t>
-            </w:r>
-            <w:proofErr w:type="gramStart"/>
-            <w:r>
-              <w:rPr>
-                <w:rFonts w:ascii="Calibri" w:eastAsia="Times New Roman" w:hAnsi="Calibri" w:cs="Calibri"/>
-                <w:color w:val="1F1F1F"/>
-                <w:kern w:val="0"/>
-                <w14:ligatures w14:val="none"/>
-              </w:rPr>
-              <w:t>week nights</w:t>
-            </w:r>
-            <w:proofErr w:type="gramEnd"/>
-            <w:r>
-              <w:rPr>
-                <w:rFonts w:ascii="Calibri" w:eastAsia="Times New Roman" w:hAnsi="Calibri" w:cs="Calibri"/>
-                <w:color w:val="1F1F1F"/>
-                <w:kern w:val="0"/>
-                <w14:ligatures w14:val="none"/>
-              </w:rPr>
-              <w:t xml:space="preserve"> from the total number of nights</w:t>
+              <w:t>BO and BL/Calculated by counting the number of week nights from the total number of nights</w:t>
             </w:r>
           </w:p>
         </w:tc>
@@ -7926,7 +7680,6 @@
                 <w14:ligatures w14:val="none"/>
               </w:rPr>
             </w:pPr>
-            <w:proofErr w:type="spellStart"/>
             <w:r>
               <w:rPr>
                 <w:rFonts w:ascii="Calibri" w:eastAsia="Times New Roman" w:hAnsi="Calibri" w:cs="Calibri"/>
@@ -7940,7 +7693,6 @@
               </w:rPr>
               <w:t>TotalOfSpecialRequests</w:t>
             </w:r>
-            <w:proofErr w:type="spellEnd"/>
           </w:p>
         </w:tc>
         <w:tc>
@@ -8062,11 +7814,15 @@
         </w:numPr>
         <w:rPr>
           <w:rFonts w:ascii="Calibri" w:hAnsi="Calibri" w:cs="Calibri"/>
-        </w:rPr>
-      </w:pPr>
-      <w:r>
-        <w:rPr>
-          <w:rFonts w:ascii="Calibri" w:hAnsi="Calibri" w:cs="Calibri"/>
+          <w:b/>
+          <w:bCs/>
+        </w:rPr>
+      </w:pPr>
+      <w:r>
+        <w:rPr>
+          <w:rFonts w:ascii="Calibri" w:hAnsi="Calibri" w:cs="Calibri"/>
+          <w:b/>
+          <w:bCs/>
         </w:rPr>
         <w:t xml:space="preserve">Objectives </w:t>
       </w:r>
@@ -9138,6 +8894,299 @@
         </w:rPr>
         <w:t>Date Table</w:t>
       </w:r>
+    </w:p>
+    <w:p>
+      <w:pPr>
+        <w:pStyle w:val="ListParagraph"/>
+        <w:numPr>
+          <w:ilvl w:val="1"/>
+          <w:numId w:val="3"/>
+        </w:numPr>
+        <w:rPr>
+          <w:rFonts w:ascii="Calibri" w:hAnsi="Calibri" w:cs="Calibri"/>
+        </w:rPr>
+      </w:pPr>
+      <w:r>
+        <w:rPr>
+          <w:rFonts w:ascii="Calibri" w:hAnsi="Calibri" w:cs="Calibri"/>
+        </w:rPr>
+        <w:t xml:space="preserve">In Excel – extract the month number from month name using this formula: </w:t>
+      </w:r>
+    </w:p>
+    <w:p>
+      <w:pPr>
+        <w:pStyle w:val="ListParagraph"/>
+        <w:numPr>
+          <w:ilvl w:val="2"/>
+          <w:numId w:val="2"/>
+        </w:numPr>
+        <w:spacing w:after="0" w:line="240" w:lineRule="auto"/>
+        <w:rPr>
+          <w:rFonts w:ascii="Aptos Narrow" w:eastAsia="Times New Roman" w:hAnsi="Aptos Narrow" w:cs="Times New Roman"/>
+          <w:b/>
+          <w:bCs/>
+          <w:kern w:val="0"/>
+          <w:sz w:val="22"/>
+          <w:szCs w:val="22"/>
+          <w14:ligatures w14:val="none"/>
+        </w:rPr>
+      </w:pPr>
+      <w:r>
+        <w:rPr>
+          <w:rFonts w:ascii="Calibri" w:hAnsi="Calibri" w:cs="Calibri"/>
+        </w:rPr>
+        <w:t xml:space="preserve">Used Excel’s CONCAT formula to concatenate </w:t>
+      </w:r>
+      <w:r>
+        <w:rPr>
+          <w:rFonts w:ascii="Calibri" w:hAnsi="Calibri" w:cs="Calibri"/>
+        </w:rPr>
+        <w:t>Day, Month and Year.</w:t>
+      </w:r>
+    </w:p>
+    <w:p>
+      <w:pPr>
+        <w:pStyle w:val="ListParagraph"/>
+        <w:numPr>
+          <w:ilvl w:val="2"/>
+          <w:numId w:val="2"/>
+        </w:numPr>
+        <w:spacing w:after="0" w:line="240" w:lineRule="auto"/>
+        <w:rPr>
+          <w:rFonts w:ascii="Aptos Narrow" w:eastAsia="Times New Roman" w:hAnsi="Aptos Narrow" w:cs="Times New Roman"/>
+          <w:b/>
+          <w:bCs/>
+          <w:kern w:val="0"/>
+          <w:sz w:val="22"/>
+          <w:szCs w:val="22"/>
+          <w14:ligatures w14:val="none"/>
+        </w:rPr>
+      </w:pPr>
+      <w:r>
+        <w:rPr>
+          <w:rFonts w:ascii="Calibri" w:hAnsi="Calibri" w:cs="Calibri"/>
+        </w:rPr>
+        <w:t xml:space="preserve">Added the following columns: </w:t>
+      </w:r>
+    </w:p>
+    <w:p>
+      <w:pPr>
+        <w:pStyle w:val="ListParagraph"/>
+        <w:numPr>
+          <w:ilvl w:val="3"/>
+          <w:numId w:val="2"/>
+        </w:numPr>
+        <w:spacing w:after="0" w:line="240" w:lineRule="auto"/>
+        <w:rPr>
+          <w:rFonts w:ascii="Aptos Narrow" w:eastAsia="Times New Roman" w:hAnsi="Aptos Narrow" w:cs="Calibri"/>
+          <w:b/>
+          <w:bCs/>
+          <w:color w:val="000000"/>
+          <w:kern w:val="0"/>
+          <w:sz w:val="22"/>
+          <w:szCs w:val="22"/>
+          <w14:ligatures w14:val="none"/>
+        </w:rPr>
+      </w:pPr>
+      <w:r>
+        <w:rPr>
+          <w:rFonts w:ascii="Aptos Narrow" w:eastAsia="Times New Roman" w:hAnsi="Aptos Narrow" w:cs="Calibri"/>
+          <w:b/>
+          <w:bCs/>
+          <w:color w:val="000000"/>
+          <w:kern w:val="0"/>
+          <w:sz w:val="22"/>
+          <w:szCs w:val="22"/>
+          <w14:ligatures w14:val="none"/>
+        </w:rPr>
+        <w:t>arrival_date_day_of_month_formatted</w:t>
+      </w:r>
+      <w:r>
+        <w:rPr>
+          <w:rFonts w:ascii="Aptos Narrow" w:eastAsia="Times New Roman" w:hAnsi="Aptos Narrow" w:cs="Calibri"/>
+          <w:b/>
+          <w:bCs/>
+          <w:color w:val="000000"/>
+          <w:kern w:val="0"/>
+          <w:sz w:val="22"/>
+          <w:szCs w:val="22"/>
+          <w14:ligatures w14:val="none"/>
+        </w:rPr>
+        <w:t xml:space="preserve"> – </w:t>
+      </w:r>
+      <w:r>
+        <w:rPr>
+          <w:rFonts w:ascii="Aptos Narrow" w:eastAsia="Times New Roman" w:hAnsi="Aptos Narrow" w:cs="Calibri"/>
+          <w:color w:val="000000"/>
+          <w:kern w:val="0"/>
+          <w:sz w:val="22"/>
+          <w:szCs w:val="22"/>
+          <w14:ligatures w14:val="none"/>
+        </w:rPr>
+        <w:t>a</w:t>
+      </w:r>
+      <w:r>
+        <w:rPr>
+          <w:rFonts w:ascii="Aptos Narrow" w:eastAsia="Times New Roman" w:hAnsi="Aptos Narrow" w:cs="Calibri"/>
+          <w:color w:val="000000"/>
+          <w:kern w:val="0"/>
+          <w:sz w:val="22"/>
+          <w:szCs w:val="22"/>
+          <w14:ligatures w14:val="none"/>
+        </w:rPr>
+        <w:t xml:space="preserve">ppended a zero before the date </w:t>
+      </w:r>
+      <w:r>
+        <w:rPr>
+          <w:rFonts w:ascii="Aptos Narrow" w:eastAsia="Times New Roman" w:hAnsi="Aptos Narrow" w:cs="Calibri"/>
+          <w:color w:val="000000"/>
+          <w:kern w:val="0"/>
+          <w:sz w:val="22"/>
+          <w:szCs w:val="22"/>
+          <w14:ligatures w14:val="none"/>
+        </w:rPr>
+        <w:t>if the length of characters is exactly one, otherwise don’t add.</w:t>
+      </w:r>
+      <w:r>
+        <w:rPr>
+          <w:rFonts w:ascii="Aptos Narrow" w:eastAsia="Times New Roman" w:hAnsi="Aptos Narrow" w:cs="Calibri"/>
+          <w:color w:val="000000"/>
+          <w:kern w:val="0"/>
+          <w:sz w:val="22"/>
+          <w:szCs w:val="22"/>
+          <w14:ligatures w14:val="none"/>
+        </w:rPr>
+        <w:t xml:space="preserve"> </w:t>
+      </w:r>
+    </w:p>
+    <w:p>
+      <w:pPr>
+        <w:pStyle w:val="ListParagraph"/>
+        <w:numPr>
+          <w:ilvl w:val="3"/>
+          <w:numId w:val="2"/>
+        </w:numPr>
+        <w:spacing w:after="0" w:line="240" w:lineRule="auto"/>
+        <w:rPr>
+          <w:rFonts w:ascii="Aptos Narrow" w:eastAsia="Times New Roman" w:hAnsi="Aptos Narrow" w:cs="Calibri"/>
+          <w:b/>
+          <w:bCs/>
+          <w:color w:val="000000"/>
+          <w:kern w:val="0"/>
+          <w:sz w:val="22"/>
+          <w:szCs w:val="22"/>
+          <w14:ligatures w14:val="none"/>
+        </w:rPr>
+      </w:pPr>
+      <w:r>
+        <w:rPr>
+          <w:rFonts w:ascii="Aptos Narrow" w:eastAsia="Times New Roman" w:hAnsi="Aptos Narrow" w:cs="Calibri"/>
+          <w:b/>
+          <w:bCs/>
+          <w:color w:val="000000"/>
+          <w:kern w:val="0"/>
+          <w:sz w:val="22"/>
+          <w:szCs w:val="22"/>
+          <w14:ligatures w14:val="none"/>
+        </w:rPr>
+        <w:t>arrival_date_month_formatted</w:t>
+      </w:r>
+      <w:r>
+        <w:rPr>
+          <w:rFonts w:ascii="Aptos Narrow" w:eastAsia="Times New Roman" w:hAnsi="Aptos Narrow" w:cs="Calibri"/>
+          <w:b/>
+          <w:bCs/>
+          <w:color w:val="000000"/>
+          <w:kern w:val="0"/>
+          <w:sz w:val="22"/>
+          <w:szCs w:val="22"/>
+          <w14:ligatures w14:val="none"/>
+        </w:rPr>
+        <w:t xml:space="preserve"> - </w:t>
+      </w:r>
+      <w:r>
+        <w:rPr>
+          <w:rFonts w:ascii="Calibri" w:hAnsi="Calibri" w:cs="Calibri"/>
+          <w:color w:val="0070C0"/>
+        </w:rPr>
+        <w:t>=MONTH([@[arrival_date_month]]&amp;1)</w:t>
+      </w:r>
+    </w:p>
+    <w:p>
+      <w:pPr>
+        <w:pStyle w:val="ListParagraph"/>
+        <w:numPr>
+          <w:ilvl w:val="3"/>
+          <w:numId w:val="2"/>
+        </w:numPr>
+        <w:spacing w:after="0" w:line="240" w:lineRule="auto"/>
+        <w:rPr>
+          <w:rFonts w:ascii="Aptos Narrow" w:eastAsia="Times New Roman" w:hAnsi="Aptos Narrow" w:cs="Calibri"/>
+          <w:b/>
+          <w:bCs/>
+          <w:color w:val="000000"/>
+          <w:kern w:val="0"/>
+          <w:sz w:val="22"/>
+          <w:szCs w:val="22"/>
+          <w14:ligatures w14:val="none"/>
+        </w:rPr>
+      </w:pPr>
+      <w:r>
+        <w:rPr>
+          <w:rFonts w:ascii="Aptos Narrow" w:eastAsia="Times New Roman" w:hAnsi="Aptos Narrow" w:cs="Calibri"/>
+          <w:b/>
+          <w:bCs/>
+          <w:color w:val="000000"/>
+          <w:kern w:val="0"/>
+          <w:sz w:val="22"/>
+          <w:szCs w:val="22"/>
+          <w14:ligatures w14:val="none"/>
+        </w:rPr>
+        <w:t>date_formatted</w:t>
+      </w:r>
+      <w:r>
+        <w:rPr>
+          <w:rFonts w:ascii="Aptos Narrow" w:eastAsia="Times New Roman" w:hAnsi="Aptos Narrow" w:cs="Calibri"/>
+          <w:b/>
+          <w:bCs/>
+          <w:color w:val="000000"/>
+          <w:kern w:val="0"/>
+          <w:sz w:val="22"/>
+          <w:szCs w:val="22"/>
+          <w14:ligatures w14:val="none"/>
+        </w:rPr>
+        <w:t xml:space="preserve">: </w:t>
+      </w:r>
+      <w:r>
+        <w:rPr>
+          <w:rFonts w:ascii="Aptos Narrow" w:eastAsia="Times New Roman" w:hAnsi="Aptos Narrow" w:cs="Calibri"/>
+          <w:color w:val="000000"/>
+          <w:kern w:val="0"/>
+          <w:sz w:val="22"/>
+          <w:szCs w:val="22"/>
+          <w14:ligatures w14:val="none"/>
+        </w:rPr>
+        <w:t>concatenated day, month and year.</w:t>
+      </w:r>
+    </w:p>
+    <w:p>
+      <w:pPr>
+        <w:pStyle w:val="ListParagraph"/>
+        <w:numPr>
+          <w:ilvl w:val="2"/>
+          <w:numId w:val="2"/>
+        </w:numPr>
+        <w:spacing w:after="0" w:line="240" w:lineRule="auto"/>
+        <w:rPr>
+          <w:rFonts w:ascii="Aptos Narrow" w:eastAsia="Times New Roman" w:hAnsi="Aptos Narrow" w:cs="Times New Roman"/>
+          <w:b/>
+          <w:bCs/>
+          <w:kern w:val="0"/>
+          <w:sz w:val="22"/>
+          <w:szCs w:val="22"/>
+          <w14:ligatures w14:val="none"/>
+        </w:rPr>
+      </w:pPr>
     </w:p>
     <w:p>
       <w:pPr>
@@ -9308,7 +9357,7 @@
         <w:ind w:left="2160" w:hanging="360"/>
       </w:pPr>
     </w:lvl>
-    <w:lvl w:ilvl="2" w:tplc="0409001B" w:tentative="1">
+    <w:lvl w:ilvl="2" w:tplc="0409001B">
       <w:start w:val="1"/>
       <w:numFmt w:val="lowerRoman"/>
       <w:lvlText w:val="%3."/>
@@ -9501,7 +9550,7 @@
         <w:rFonts w:ascii="Wingdings" w:hAnsi="Wingdings" w:hint="default"/>
       </w:rPr>
     </w:lvl>
-    <w:lvl w:ilvl="3" w:tplc="04090001" w:tentative="1">
+    <w:lvl w:ilvl="3" w:tplc="04090001">
       <w:start w:val="1"/>
       <w:numFmt w:val="bullet"/>
       <w:lvlText w:val=""/>

--- a/Hotel Bookings Analysis Documentation.docx
+++ b/Hotel Bookings Analysis Documentation.docx
@@ -1007,8 +1007,20 @@
                 <w:u w:val="single"/>
                 <w14:ligatures w14:val="none"/>
               </w:rPr>
-              <w:t>ID of the travel agency that made the bookinga</w:t>
-            </w:r>
+              <w:t xml:space="preserve">ID of the travel agency that made the </w:t>
+            </w:r>
+            <w:proofErr w:type="spellStart"/>
+            <w:r>
+              <w:rPr>
+                <w:rFonts w:ascii="Calibri" w:eastAsia="Times New Roman" w:hAnsi="Calibri" w:cs="Calibri"/>
+                <w:color w:val="467886"/>
+                <w:kern w:val="0"/>
+                <w:u w:val="single"/>
+                <w14:ligatures w14:val="none"/>
+              </w:rPr>
+              <w:t>bookinga</w:t>
+            </w:r>
+            <w:proofErr w:type="spellEnd"/>
             <w:r>
               <w:rPr>
                 <w:rFonts w:ascii="Calibri" w:eastAsia="Times New Roman" w:hAnsi="Calibri" w:cs="Calibri"/>
@@ -2949,7 +2961,27 @@
                 <w:kern w:val="0"/>
                 <w14:ligatures w14:val="none"/>
               </w:rPr>
-              <w:t>Contract - when the booking has an allotment or other type of contract associated to it;</w:t>
+              <w:t xml:space="preserve">Contract - when the booking has an allotment or other type of contract associated </w:t>
+            </w:r>
+            <w:proofErr w:type="gramStart"/>
+            <w:r>
+              <w:rPr>
+                <w:rFonts w:ascii="Calibri" w:eastAsia="Times New Roman" w:hAnsi="Calibri" w:cs="Calibri"/>
+                <w:color w:val="1F1F1F"/>
+                <w:kern w:val="0"/>
+                <w14:ligatures w14:val="none"/>
+              </w:rPr>
+              <w:t>to</w:t>
+            </w:r>
+            <w:proofErr w:type="gramEnd"/>
+            <w:r>
+              <w:rPr>
+                <w:rFonts w:ascii="Calibri" w:eastAsia="Times New Roman" w:hAnsi="Calibri" w:cs="Calibri"/>
+                <w:color w:val="1F1F1F"/>
+                <w:kern w:val="0"/>
+                <w14:ligatures w14:val="none"/>
+              </w:rPr>
+              <w:t xml:space="preserve"> it;</w:t>
             </w:r>
           </w:p>
         </w:tc>
@@ -3438,7 +3470,27 @@
                 <w:kern w:val="0"/>
                 <w14:ligatures w14:val="none"/>
               </w:rPr>
-              <w:t>Number of days the booking was in the waiting list before it was confirmed to the customer</w:t>
+              <w:t xml:space="preserve">Number of days the booking was </w:t>
+            </w:r>
+            <w:proofErr w:type="gramStart"/>
+            <w:r>
+              <w:rPr>
+                <w:rFonts w:ascii="Calibri" w:eastAsia="Times New Roman" w:hAnsi="Calibri" w:cs="Calibri"/>
+                <w:color w:val="1F1F1F"/>
+                <w:kern w:val="0"/>
+                <w14:ligatures w14:val="none"/>
+              </w:rPr>
+              <w:t>in</w:t>
+            </w:r>
+            <w:proofErr w:type="gramEnd"/>
+            <w:r>
+              <w:rPr>
+                <w:rFonts w:ascii="Calibri" w:eastAsia="Times New Roman" w:hAnsi="Calibri" w:cs="Calibri"/>
+                <w:color w:val="1F1F1F"/>
+                <w:kern w:val="0"/>
+                <w14:ligatures w14:val="none"/>
+              </w:rPr>
+              <w:t xml:space="preserve"> the waiting list before it was confirmed to the customer</w:t>
             </w:r>
           </w:p>
         </w:tc>
@@ -3763,7 +3815,47 @@
                 <w:kern w:val="0"/>
                 <w14:ligatures w14:val="none"/>
               </w:rPr>
-              <w:t>BO and TR/Value calculated based on the payments identified for the booking in the transaction (TR) table before the booking׳s arrival or cancellation date.</w:t>
+              <w:t xml:space="preserve">BO and TR/Value calculated based on the payments identified for the booking </w:t>
+            </w:r>
+            <w:proofErr w:type="gramStart"/>
+            <w:r>
+              <w:rPr>
+                <w:rFonts w:ascii="Calibri" w:eastAsia="Times New Roman" w:hAnsi="Calibri" w:cs="Calibri"/>
+                <w:color w:val="1F1F1F"/>
+                <w:kern w:val="0"/>
+                <w14:ligatures w14:val="none"/>
+              </w:rPr>
+              <w:t>in</w:t>
+            </w:r>
+            <w:proofErr w:type="gramEnd"/>
+            <w:r>
+              <w:rPr>
+                <w:rFonts w:ascii="Calibri" w:eastAsia="Times New Roman" w:hAnsi="Calibri" w:cs="Calibri"/>
+                <w:color w:val="1F1F1F"/>
+                <w:kern w:val="0"/>
+                <w14:ligatures w14:val="none"/>
+              </w:rPr>
+              <w:t xml:space="preserve"> the transaction (TR) table before the </w:t>
+            </w:r>
+            <w:proofErr w:type="spellStart"/>
+            <w:r>
+              <w:rPr>
+                <w:rFonts w:ascii="Calibri" w:eastAsia="Times New Roman" w:hAnsi="Calibri" w:cs="Calibri"/>
+                <w:color w:val="1F1F1F"/>
+                <w:kern w:val="0"/>
+                <w14:ligatures w14:val="none"/>
+              </w:rPr>
+              <w:t>booking׳s</w:t>
+            </w:r>
+            <w:proofErr w:type="spellEnd"/>
+            <w:r>
+              <w:rPr>
+                <w:rFonts w:ascii="Calibri" w:eastAsia="Times New Roman" w:hAnsi="Calibri" w:cs="Calibri"/>
+                <w:color w:val="1F1F1F"/>
+                <w:kern w:val="0"/>
+                <w14:ligatures w14:val="none"/>
+              </w:rPr>
+              <w:t xml:space="preserve"> arrival or cancellation date.</w:t>
             </w:r>
           </w:p>
         </w:tc>
@@ -4345,14 +4437,25 @@
                 <w14:ligatures w14:val="none"/>
               </w:rPr>
             </w:pPr>
-            <w:r>
-              <w:rPr>
-                <w:rFonts w:ascii="Calibri" w:eastAsia="Times New Roman" w:hAnsi="Calibri" w:cs="Calibri"/>
-                <w:color w:val="1F1F1F"/>
-                <w:kern w:val="0"/>
-                <w14:ligatures w14:val="none"/>
-              </w:rPr>
-              <w:t>Otherwise the value is set as “Refundable”</w:t>
+            <w:proofErr w:type="gramStart"/>
+            <w:r>
+              <w:rPr>
+                <w:rFonts w:ascii="Calibri" w:eastAsia="Times New Roman" w:hAnsi="Calibri" w:cs="Calibri"/>
+                <w:color w:val="1F1F1F"/>
+                <w:kern w:val="0"/>
+                <w14:ligatures w14:val="none"/>
+              </w:rPr>
+              <w:t>Otherwise</w:t>
+            </w:r>
+            <w:proofErr w:type="gramEnd"/>
+            <w:r>
+              <w:rPr>
+                <w:rFonts w:ascii="Calibri" w:eastAsia="Times New Roman" w:hAnsi="Calibri" w:cs="Calibri"/>
+                <w:color w:val="1F1F1F"/>
+                <w:kern w:val="0"/>
+                <w14:ligatures w14:val="none"/>
+              </w:rPr>
+              <w:t xml:space="preserve"> the value is set as “Refundable”</w:t>
             </w:r>
           </w:p>
         </w:tc>
@@ -6365,7 +6468,27 @@
                 <w:kern w:val="0"/>
                 <w14:ligatures w14:val="none"/>
               </w:rPr>
-              <w:t>Number of car parking spaces required by the customer</w:t>
+              <w:t xml:space="preserve">Number </w:t>
+            </w:r>
+            <w:proofErr w:type="gramStart"/>
+            <w:r>
+              <w:rPr>
+                <w:rFonts w:ascii="Calibri" w:eastAsia="Times New Roman" w:hAnsi="Calibri" w:cs="Calibri"/>
+                <w:color w:val="1F1F1F"/>
+                <w:kern w:val="0"/>
+                <w14:ligatures w14:val="none"/>
+              </w:rPr>
+              <w:t>of car</w:t>
+            </w:r>
+            <w:proofErr w:type="gramEnd"/>
+            <w:r>
+              <w:rPr>
+                <w:rFonts w:ascii="Calibri" w:eastAsia="Times New Roman" w:hAnsi="Calibri" w:cs="Calibri"/>
+                <w:color w:val="1F1F1F"/>
+                <w:kern w:val="0"/>
+                <w14:ligatures w14:val="none"/>
+              </w:rPr>
+              <w:t xml:space="preserve"> parking spaces required by the customer</w:t>
             </w:r>
           </w:p>
         </w:tc>
@@ -7076,6 +7199,7 @@
                 <w14:ligatures w14:val="none"/>
               </w:rPr>
             </w:pPr>
+            <w:proofErr w:type="spellStart"/>
             <w:r>
               <w:rPr>
                 <w:rFonts w:ascii="Calibri" w:eastAsia="Times New Roman" w:hAnsi="Calibri" w:cs="Calibri"/>
@@ -7089,6 +7213,7 @@
               </w:rPr>
               <w:t>ReservationStatusDate</w:t>
             </w:r>
+            <w:proofErr w:type="spellEnd"/>
           </w:p>
         </w:tc>
         <w:tc>
@@ -7173,7 +7298,47 @@
                 <w:kern w:val="0"/>
                 <w14:ligatures w14:val="none"/>
               </w:rPr>
-              <w:t> to understand when was the booking canceled or when did the customer checked-out of the hotel</w:t>
+              <w:t xml:space="preserve"> to understand when </w:t>
+            </w:r>
+            <w:proofErr w:type="gramStart"/>
+            <w:r>
+              <w:rPr>
+                <w:rFonts w:ascii="Calibri" w:eastAsia="Times New Roman" w:hAnsi="Calibri" w:cs="Calibri"/>
+                <w:color w:val="1F1F1F"/>
+                <w:kern w:val="0"/>
+                <w14:ligatures w14:val="none"/>
+              </w:rPr>
+              <w:t>was the booking</w:t>
+            </w:r>
+            <w:proofErr w:type="gramEnd"/>
+            <w:r>
+              <w:rPr>
+                <w:rFonts w:ascii="Calibri" w:eastAsia="Times New Roman" w:hAnsi="Calibri" w:cs="Calibri"/>
+                <w:color w:val="1F1F1F"/>
+                <w:kern w:val="0"/>
+                <w14:ligatures w14:val="none"/>
+              </w:rPr>
+              <w:t xml:space="preserve"> canceled or when did the customer </w:t>
+            </w:r>
+            <w:proofErr w:type="gramStart"/>
+            <w:r>
+              <w:rPr>
+                <w:rFonts w:ascii="Calibri" w:eastAsia="Times New Roman" w:hAnsi="Calibri" w:cs="Calibri"/>
+                <w:color w:val="1F1F1F"/>
+                <w:kern w:val="0"/>
+                <w14:ligatures w14:val="none"/>
+              </w:rPr>
+              <w:t>checked-out</w:t>
+            </w:r>
+            <w:proofErr w:type="gramEnd"/>
+            <w:r>
+              <w:rPr>
+                <w:rFonts w:ascii="Calibri" w:eastAsia="Times New Roman" w:hAnsi="Calibri" w:cs="Calibri"/>
+                <w:color w:val="1F1F1F"/>
+                <w:kern w:val="0"/>
+                <w14:ligatures w14:val="none"/>
+              </w:rPr>
+              <w:t xml:space="preserve"> of the hotel</w:t>
             </w:r>
           </w:p>
         </w:tc>
@@ -7242,6 +7407,7 @@
                 <w14:ligatures w14:val="none"/>
               </w:rPr>
             </w:pPr>
+            <w:proofErr w:type="spellStart"/>
             <w:r>
               <w:rPr>
                 <w:rFonts w:ascii="Calibri" w:eastAsia="Times New Roman" w:hAnsi="Calibri" w:cs="Calibri"/>
@@ -7255,6 +7421,7 @@
               </w:rPr>
               <w:t>ReservedRoomType</w:t>
             </w:r>
+            <w:proofErr w:type="spellEnd"/>
           </w:p>
         </w:tc>
         <w:tc>
@@ -7388,6 +7555,7 @@
                 <w14:ligatures w14:val="none"/>
               </w:rPr>
             </w:pPr>
+            <w:proofErr w:type="spellStart"/>
             <w:r>
               <w:rPr>
                 <w:rFonts w:ascii="Calibri" w:eastAsia="Times New Roman" w:hAnsi="Calibri" w:cs="Calibri"/>
@@ -7401,6 +7569,7 @@
               </w:rPr>
               <w:t>StaysInWeekendNights</w:t>
             </w:r>
+            <w:proofErr w:type="spellEnd"/>
           </w:p>
         </w:tc>
         <w:tc>
@@ -7534,6 +7703,7 @@
                 <w14:ligatures w14:val="none"/>
               </w:rPr>
             </w:pPr>
+            <w:proofErr w:type="spellStart"/>
             <w:r>
               <w:rPr>
                 <w:rFonts w:ascii="Calibri" w:eastAsia="Times New Roman" w:hAnsi="Calibri" w:cs="Calibri"/>
@@ -7547,6 +7717,7 @@
               </w:rPr>
               <w:t>StaysInWeekNights</w:t>
             </w:r>
+            <w:proofErr w:type="spellEnd"/>
           </w:p>
         </w:tc>
         <w:tc>
@@ -7611,7 +7782,27 @@
                 <w:kern w:val="0"/>
                 <w14:ligatures w14:val="none"/>
               </w:rPr>
-              <w:t>Number of week nights (Monday to Friday) the guest stayed or booked to stay at the hotel</w:t>
+              <w:t xml:space="preserve">Number of </w:t>
+            </w:r>
+            <w:proofErr w:type="gramStart"/>
+            <w:r>
+              <w:rPr>
+                <w:rFonts w:ascii="Calibri" w:eastAsia="Times New Roman" w:hAnsi="Calibri" w:cs="Calibri"/>
+                <w:color w:val="1F1F1F"/>
+                <w:kern w:val="0"/>
+                <w14:ligatures w14:val="none"/>
+              </w:rPr>
+              <w:t>week nights</w:t>
+            </w:r>
+            <w:proofErr w:type="gramEnd"/>
+            <w:r>
+              <w:rPr>
+                <w:rFonts w:ascii="Calibri" w:eastAsia="Times New Roman" w:hAnsi="Calibri" w:cs="Calibri"/>
+                <w:color w:val="1F1F1F"/>
+                <w:kern w:val="0"/>
+                <w14:ligatures w14:val="none"/>
+              </w:rPr>
+              <w:t xml:space="preserve"> (Monday to Friday) the guest stayed or booked to stay at the hotel</w:t>
             </w:r>
           </w:p>
         </w:tc>
@@ -7644,7 +7835,27 @@
                 <w:kern w:val="0"/>
                 <w14:ligatures w14:val="none"/>
               </w:rPr>
-              <w:t>BO and BL/Calculated by counting the number of week nights from the total number of nights</w:t>
+              <w:t xml:space="preserve">BO and BL/Calculated by counting the number of </w:t>
+            </w:r>
+            <w:proofErr w:type="gramStart"/>
+            <w:r>
+              <w:rPr>
+                <w:rFonts w:ascii="Calibri" w:eastAsia="Times New Roman" w:hAnsi="Calibri" w:cs="Calibri"/>
+                <w:color w:val="1F1F1F"/>
+                <w:kern w:val="0"/>
+                <w14:ligatures w14:val="none"/>
+              </w:rPr>
+              <w:t>week nights</w:t>
+            </w:r>
+            <w:proofErr w:type="gramEnd"/>
+            <w:r>
+              <w:rPr>
+                <w:rFonts w:ascii="Calibri" w:eastAsia="Times New Roman" w:hAnsi="Calibri" w:cs="Calibri"/>
+                <w:color w:val="1F1F1F"/>
+                <w:kern w:val="0"/>
+                <w14:ligatures w14:val="none"/>
+              </w:rPr>
+              <w:t xml:space="preserve"> from the total number of nights</w:t>
             </w:r>
           </w:p>
         </w:tc>
@@ -7680,6 +7891,7 @@
                 <w14:ligatures w14:val="none"/>
               </w:rPr>
             </w:pPr>
+            <w:proofErr w:type="spellStart"/>
             <w:r>
               <w:rPr>
                 <w:rFonts w:ascii="Calibri" w:eastAsia="Times New Roman" w:hAnsi="Calibri" w:cs="Calibri"/>
@@ -7693,6 +7905,7 @@
               </w:rPr>
               <w:t>TotalOfSpecialRequests</w:t>
             </w:r>
+            <w:proofErr w:type="spellEnd"/>
           </w:p>
         </w:tc>
         <w:tc>
@@ -7854,11 +8067,17 @@
         </w:numPr>
         <w:rPr>
           <w:rFonts w:ascii="Calibri" w:hAnsi="Calibri" w:cs="Calibri"/>
-        </w:rPr>
-      </w:pPr>
-      <w:r>
-        <w:rPr>
-          <w:rFonts w:ascii="Calibri" w:hAnsi="Calibri" w:cs="Calibri"/>
+          <w:i/>
+          <w:iCs/>
+          <w:highlight w:val="green"/>
+        </w:rPr>
+      </w:pPr>
+      <w:r>
+        <w:rPr>
+          <w:rFonts w:ascii="Calibri" w:hAnsi="Calibri" w:cs="Calibri"/>
+          <w:i/>
+          <w:iCs/>
+          <w:highlight w:val="green"/>
         </w:rPr>
         <w:t>Total Bookings</w:t>
       </w:r>
@@ -7872,13 +8091,28 @@
         </w:numPr>
         <w:rPr>
           <w:rFonts w:ascii="Calibri" w:hAnsi="Calibri" w:cs="Calibri"/>
-        </w:rPr>
-      </w:pPr>
-      <w:r>
-        <w:rPr>
-          <w:rFonts w:ascii="Calibri" w:hAnsi="Calibri" w:cs="Calibri"/>
+          <w:i/>
+          <w:iCs/>
+          <w:highlight w:val="green"/>
+        </w:rPr>
+      </w:pPr>
+      <w:r>
+        <w:rPr>
+          <w:rFonts w:ascii="Calibri" w:hAnsi="Calibri" w:cs="Calibri"/>
+          <w:i/>
+          <w:iCs/>
+          <w:highlight w:val="green"/>
         </w:rPr>
         <w:t>Average Bookings</w:t>
+      </w:r>
+      <w:r>
+        <w:rPr>
+          <w:rFonts w:ascii="Calibri" w:hAnsi="Calibri" w:cs="Calibri"/>
+          <w:i/>
+          <w:iCs/>
+          <w:highlight w:val="green"/>
+        </w:rPr>
+        <w:t xml:space="preserve"> per hotel</w:t>
       </w:r>
     </w:p>
     <w:p>
@@ -7890,29 +8124,44 @@
         </w:numPr>
         <w:rPr>
           <w:rFonts w:ascii="Calibri" w:hAnsi="Calibri" w:cs="Calibri"/>
-        </w:rPr>
-      </w:pPr>
-      <w:r>
-        <w:rPr>
-          <w:rFonts w:ascii="Calibri" w:hAnsi="Calibri" w:cs="Calibri"/>
+          <w:i/>
+          <w:iCs/>
+          <w:highlight w:val="green"/>
+        </w:rPr>
+      </w:pPr>
+      <w:r>
+        <w:rPr>
+          <w:rFonts w:ascii="Calibri" w:hAnsi="Calibri" w:cs="Calibri"/>
+          <w:i/>
+          <w:iCs/>
+          <w:highlight w:val="green"/>
         </w:rPr>
         <w:t>Previous c</w:t>
       </w:r>
       <w:r>
         <w:rPr>
           <w:rFonts w:ascii="Calibri" w:hAnsi="Calibri" w:cs="Calibri"/>
+          <w:i/>
+          <w:iCs/>
+          <w:highlight w:val="green"/>
         </w:rPr>
         <w:t xml:space="preserve">ancelled/ </w:t>
       </w:r>
       <w:r>
         <w:rPr>
           <w:rFonts w:ascii="Calibri" w:hAnsi="Calibri" w:cs="Calibri"/>
+          <w:i/>
+          <w:iCs/>
+          <w:highlight w:val="green"/>
         </w:rPr>
         <w:t>non-cancelled</w:t>
       </w:r>
       <w:r>
         <w:rPr>
           <w:rFonts w:ascii="Calibri" w:hAnsi="Calibri" w:cs="Calibri"/>
+          <w:i/>
+          <w:iCs/>
+          <w:highlight w:val="green"/>
         </w:rPr>
         <w:t xml:space="preserve"> bookings</w:t>
       </w:r>
@@ -7926,11 +8175,17 @@
         </w:numPr>
         <w:rPr>
           <w:rFonts w:ascii="Calibri" w:hAnsi="Calibri" w:cs="Calibri"/>
-        </w:rPr>
-      </w:pPr>
-      <w:r>
-        <w:rPr>
-          <w:rFonts w:ascii="Calibri" w:hAnsi="Calibri" w:cs="Calibri"/>
+          <w:i/>
+          <w:iCs/>
+          <w:highlight w:val="green"/>
+        </w:rPr>
+      </w:pPr>
+      <w:r>
+        <w:rPr>
+          <w:rFonts w:ascii="Calibri" w:hAnsi="Calibri" w:cs="Calibri"/>
+          <w:i/>
+          <w:iCs/>
+          <w:highlight w:val="green"/>
         </w:rPr>
         <w:lastRenderedPageBreak/>
         <w:t>Sum cancellations</w:t>
@@ -7945,11 +8200,17 @@
         </w:numPr>
         <w:rPr>
           <w:rFonts w:ascii="Calibri" w:hAnsi="Calibri" w:cs="Calibri"/>
-        </w:rPr>
-      </w:pPr>
-      <w:r>
-        <w:rPr>
-          <w:rFonts w:ascii="Calibri" w:hAnsi="Calibri" w:cs="Calibri"/>
+          <w:i/>
+          <w:iCs/>
+          <w:highlight w:val="green"/>
+        </w:rPr>
+      </w:pPr>
+      <w:r>
+        <w:rPr>
+          <w:rFonts w:ascii="Calibri" w:hAnsi="Calibri" w:cs="Calibri"/>
+          <w:i/>
+          <w:iCs/>
+          <w:highlight w:val="green"/>
         </w:rPr>
         <w:t>Count cancellations</w:t>
       </w:r>
@@ -7981,11 +8242,13 @@
         </w:numPr>
         <w:rPr>
           <w:rFonts w:ascii="Calibri" w:hAnsi="Calibri" w:cs="Calibri"/>
-        </w:rPr>
-      </w:pPr>
-      <w:r>
-        <w:rPr>
-          <w:rFonts w:ascii="Calibri" w:hAnsi="Calibri" w:cs="Calibri"/>
+          <w:highlight w:val="green"/>
+        </w:rPr>
+      </w:pPr>
+      <w:r>
+        <w:rPr>
+          <w:rFonts w:ascii="Calibri" w:hAnsi="Calibri" w:cs="Calibri"/>
+          <w:highlight w:val="green"/>
         </w:rPr>
         <w:t>Sum cancellations</w:t>
       </w:r>
@@ -8017,13 +8280,22 @@
         </w:numPr>
         <w:rPr>
           <w:rFonts w:ascii="Calibri" w:hAnsi="Calibri" w:cs="Calibri"/>
-        </w:rPr>
-      </w:pPr>
-      <w:r>
-        <w:rPr>
-          <w:rFonts w:ascii="Calibri" w:hAnsi="Calibri" w:cs="Calibri"/>
+          <w:highlight w:val="green"/>
+        </w:rPr>
+      </w:pPr>
+      <w:r>
+        <w:rPr>
+          <w:rFonts w:ascii="Calibri" w:hAnsi="Calibri" w:cs="Calibri"/>
+          <w:highlight w:val="green"/>
         </w:rPr>
         <w:t>Market segment booking distribution</w:t>
+      </w:r>
+      <w:r>
+        <w:rPr>
+          <w:rFonts w:ascii="Calibri" w:hAnsi="Calibri" w:cs="Calibri"/>
+          <w:highlight w:val="green"/>
+        </w:rPr>
+        <w:t xml:space="preserve"> – Total bookings by segment</w:t>
       </w:r>
     </w:p>
     <w:p>
@@ -8035,11 +8307,13 @@
         </w:numPr>
         <w:rPr>
           <w:rFonts w:ascii="Calibri" w:hAnsi="Calibri" w:cs="Calibri"/>
-        </w:rPr>
-      </w:pPr>
-      <w:r>
-        <w:rPr>
-          <w:rFonts w:ascii="Calibri" w:hAnsi="Calibri" w:cs="Calibri"/>
+          <w:highlight w:val="green"/>
+        </w:rPr>
+      </w:pPr>
+      <w:r>
+        <w:rPr>
+          <w:rFonts w:ascii="Calibri" w:hAnsi="Calibri" w:cs="Calibri"/>
+          <w:highlight w:val="green"/>
         </w:rPr>
         <w:t>Adults, Children, Babies distribution.</w:t>
       </w:r>
@@ -8053,11 +8327,13 @@
         </w:numPr>
         <w:rPr>
           <w:rFonts w:ascii="Calibri" w:hAnsi="Calibri" w:cs="Calibri"/>
-        </w:rPr>
-      </w:pPr>
-      <w:r>
-        <w:rPr>
-          <w:rFonts w:ascii="Calibri" w:hAnsi="Calibri" w:cs="Calibri"/>
+          <w:highlight w:val="green"/>
+        </w:rPr>
+      </w:pPr>
+      <w:r>
+        <w:rPr>
+          <w:rFonts w:ascii="Calibri" w:hAnsi="Calibri" w:cs="Calibri"/>
+          <w:highlight w:val="green"/>
         </w:rPr>
         <w:t>Sum of each</w:t>
       </w:r>
@@ -9109,7 +9385,21 @@
           <w:rFonts w:ascii="Calibri" w:hAnsi="Calibri" w:cs="Calibri"/>
           <w:color w:val="0070C0"/>
         </w:rPr>
-        <w:t>=MONTH([@[arrival_date_month]]&amp;1)</w:t>
+        <w:t>=</w:t>
+      </w:r>
+      <w:r>
+        <w:rPr>
+          <w:rFonts w:ascii="Calibri" w:hAnsi="Calibri" w:cs="Calibri"/>
+          <w:color w:val="0070C0"/>
+        </w:rPr>
+        <w:t>MONTH(</w:t>
+      </w:r>
+      <w:r>
+        <w:rPr>
+          <w:rFonts w:ascii="Calibri" w:hAnsi="Calibri" w:cs="Calibri"/>
+          <w:color w:val="0070C0"/>
+        </w:rPr>
+        <w:t>[arrival_date_month]]&amp;1)</w:t>
       </w:r>
     </w:p>
     <w:p>
@@ -9203,7 +9493,13 @@
         <w:rPr>
           <w:rFonts w:ascii="Calibri" w:hAnsi="Calibri" w:cs="Calibri"/>
         </w:rPr>
-        <w:t>Create a Date table, by extracting distinct combinations of day, month, and year.</w:t>
+        <w:t xml:space="preserve">Create a Date table, by </w:t>
+      </w:r>
+      <w:r>
+        <w:rPr>
+          <w:rFonts w:ascii="Calibri" w:hAnsi="Calibri" w:cs="Calibri"/>
+        </w:rPr>
+        <w:t>using CALENDARAUTO() function.</w:t>
       </w:r>
     </w:p>
     <w:p>
@@ -9309,7 +9605,7 @@
       <w:pPr>
         <w:pStyle w:val="ListParagraph"/>
         <w:numPr>
-          <w:ilvl w:val="0"/>
+          <w:ilvl w:val="1"/>
           <w:numId w:val="2"/>
         </w:numPr>
         <w:rPr>
@@ -9322,6 +9618,87 @@
         </w:rPr>
         <w:t>Total Bookings: counts all bookings, using hotel column</w:t>
       </w:r>
+    </w:p>
+    <w:p>
+      <w:pPr>
+        <w:pStyle w:val="ListParagraph"/>
+        <w:numPr>
+          <w:ilvl w:val="0"/>
+          <w:numId w:val="3"/>
+        </w:numPr>
+        <w:rPr>
+          <w:rFonts w:ascii="Calibri" w:hAnsi="Calibri" w:cs="Calibri"/>
+        </w:rPr>
+      </w:pPr>
+      <w:r>
+        <w:rPr>
+          <w:rFonts w:ascii="Calibri" w:hAnsi="Calibri" w:cs="Calibri"/>
+        </w:rPr>
+        <w:t>Agent field</w:t>
+      </w:r>
+    </w:p>
+    <w:p>
+      <w:pPr>
+        <w:pStyle w:val="ListParagraph"/>
+        <w:numPr>
+          <w:ilvl w:val="1"/>
+          <w:numId w:val="2"/>
+        </w:numPr>
+        <w:rPr>
+          <w:rFonts w:ascii="Calibri" w:hAnsi="Calibri" w:cs="Calibri"/>
+        </w:rPr>
+      </w:pPr>
+      <w:r>
+        <w:rPr>
+          <w:rFonts w:ascii="Calibri" w:hAnsi="Calibri" w:cs="Calibri"/>
+        </w:rPr>
+        <w:t>Replaced NULL with 0 to represent Unknown agent travel agency</w:t>
+      </w:r>
+    </w:p>
+    <w:p>
+      <w:pPr>
+        <w:pStyle w:val="ListParagraph"/>
+        <w:numPr>
+          <w:ilvl w:val="0"/>
+          <w:numId w:val="3"/>
+        </w:numPr>
+        <w:rPr>
+          <w:rFonts w:ascii="Calibri" w:hAnsi="Calibri" w:cs="Calibri"/>
+        </w:rPr>
+      </w:pPr>
+      <w:r>
+        <w:rPr>
+          <w:rFonts w:ascii="Calibri" w:hAnsi="Calibri" w:cs="Calibri"/>
+        </w:rPr>
+        <w:t>Company field</w:t>
+      </w:r>
+    </w:p>
+    <w:p>
+      <w:pPr>
+        <w:pStyle w:val="ListParagraph"/>
+        <w:numPr>
+          <w:ilvl w:val="1"/>
+          <w:numId w:val="2"/>
+        </w:numPr>
+        <w:rPr>
+          <w:rFonts w:ascii="Calibri" w:hAnsi="Calibri" w:cs="Calibri"/>
+        </w:rPr>
+      </w:pPr>
+      <w:r>
+        <w:rPr>
+          <w:rFonts w:ascii="Calibri" w:hAnsi="Calibri" w:cs="Calibri"/>
+        </w:rPr>
+        <w:t>Replaced NULL with 0 to represent Unknown company ID</w:t>
+      </w:r>
+    </w:p>
+    <w:p>
+      <w:pPr>
+        <w:pStyle w:val="ListParagraph"/>
+        <w:ind w:left="1800"/>
+        <w:rPr>
+          <w:rFonts w:ascii="Calibri" w:hAnsi="Calibri" w:cs="Calibri"/>
+        </w:rPr>
+      </w:pPr>
     </w:p>
     <w:sectPr>
       <w:pgSz w:w="12240" w:h="15840"/>
@@ -9511,6 +9888,291 @@
     </w:lvl>
   </w:abstractNum>
   <w:abstractNum w:abstractNumId="2" w15:restartNumberingAfterBreak="0">
+    <w:nsid w:val="534B34EB"/>
+    <w:multiLevelType w:val="hybridMultilevel"/>
+    <w:tmpl w:val="A7201188"/>
+    <w:lvl w:ilvl="0" w:tplc="0409001B">
+      <w:start w:val="1"/>
+      <w:numFmt w:val="lowerRoman"/>
+      <w:lvlText w:val="%1."/>
+      <w:lvlJc w:val="right"/>
+      <w:pPr>
+        <w:ind w:left="1800" w:hanging="360"/>
+      </w:pPr>
+    </w:lvl>
+    <w:lvl w:ilvl="1" w:tplc="04090019" w:tentative="1">
+      <w:start w:val="1"/>
+      <w:numFmt w:val="lowerLetter"/>
+      <w:lvlText w:val="%2."/>
+      <w:lvlJc w:val="left"/>
+      <w:pPr>
+        <w:ind w:left="2520" w:hanging="360"/>
+      </w:pPr>
+    </w:lvl>
+    <w:lvl w:ilvl="2" w:tplc="0409001B" w:tentative="1">
+      <w:start w:val="1"/>
+      <w:numFmt w:val="lowerRoman"/>
+      <w:lvlText w:val="%3."/>
+      <w:lvlJc w:val="right"/>
+      <w:pPr>
+        <w:ind w:left="3240" w:hanging="180"/>
+      </w:pPr>
+    </w:lvl>
+    <w:lvl w:ilvl="3" w:tplc="0409000F" w:tentative="1">
+      <w:start w:val="1"/>
+      <w:numFmt w:val="decimal"/>
+      <w:lvlText w:val="%4."/>
+      <w:lvlJc w:val="left"/>
+      <w:pPr>
+        <w:ind w:left="3960" w:hanging="360"/>
+      </w:pPr>
+    </w:lvl>
+    <w:lvl w:ilvl="4" w:tplc="04090019" w:tentative="1">
+      <w:start w:val="1"/>
+      <w:numFmt w:val="lowerLetter"/>
+      <w:lvlText w:val="%5."/>
+      <w:lvlJc w:val="left"/>
+      <w:pPr>
+        <w:ind w:left="4680" w:hanging="360"/>
+      </w:pPr>
+    </w:lvl>
+    <w:lvl w:ilvl="5" w:tplc="0409001B" w:tentative="1">
+      <w:start w:val="1"/>
+      <w:numFmt w:val="lowerRoman"/>
+      <w:lvlText w:val="%6."/>
+      <w:lvlJc w:val="right"/>
+      <w:pPr>
+        <w:ind w:left="5400" w:hanging="180"/>
+      </w:pPr>
+    </w:lvl>
+    <w:lvl w:ilvl="6" w:tplc="0409000F" w:tentative="1">
+      <w:start w:val="1"/>
+      <w:numFmt w:val="decimal"/>
+      <w:lvlText w:val="%7."/>
+      <w:lvlJc w:val="left"/>
+      <w:pPr>
+        <w:ind w:left="6120" w:hanging="360"/>
+      </w:pPr>
+    </w:lvl>
+    <w:lvl w:ilvl="7" w:tplc="04090019" w:tentative="1">
+      <w:start w:val="1"/>
+      <w:numFmt w:val="lowerLetter"/>
+      <w:lvlText w:val="%8."/>
+      <w:lvlJc w:val="left"/>
+      <w:pPr>
+        <w:ind w:left="6840" w:hanging="360"/>
+      </w:pPr>
+    </w:lvl>
+    <w:lvl w:ilvl="8" w:tplc="0409001B" w:tentative="1">
+      <w:start w:val="1"/>
+      <w:numFmt w:val="lowerRoman"/>
+      <w:lvlText w:val="%9."/>
+      <w:lvlJc w:val="right"/>
+      <w:pPr>
+        <w:ind w:left="7560" w:hanging="180"/>
+      </w:pPr>
+    </w:lvl>
+  </w:abstractNum>
+  <w:abstractNum w:abstractNumId="3" w15:restartNumberingAfterBreak="0">
+    <w:nsid w:val="5D990E1A"/>
+    <w:multiLevelType w:val="hybridMultilevel"/>
+    <w:tmpl w:val="F550943E"/>
+    <w:lvl w:ilvl="0" w:tplc="0409001B">
+      <w:start w:val="1"/>
+      <w:numFmt w:val="lowerRoman"/>
+      <w:lvlText w:val="%1."/>
+      <w:lvlJc w:val="right"/>
+      <w:pPr>
+        <w:ind w:left="1080" w:hanging="360"/>
+      </w:pPr>
+      <w:rPr>
+        <w:rFonts w:hint="default"/>
+      </w:rPr>
+    </w:lvl>
+    <w:lvl w:ilvl="1" w:tplc="FFFFFFFF">
+      <w:start w:val="1"/>
+      <w:numFmt w:val="bullet"/>
+      <w:lvlText w:val="o"/>
+      <w:lvlJc w:val="left"/>
+      <w:pPr>
+        <w:ind w:left="1800" w:hanging="360"/>
+      </w:pPr>
+      <w:rPr>
+        <w:rFonts w:ascii="Courier New" w:hAnsi="Courier New" w:cs="Courier New" w:hint="default"/>
+      </w:rPr>
+    </w:lvl>
+    <w:lvl w:ilvl="2" w:tplc="FFFFFFFF">
+      <w:start w:val="1"/>
+      <w:numFmt w:val="bullet"/>
+      <w:lvlText w:val=""/>
+      <w:lvlJc w:val="left"/>
+      <w:pPr>
+        <w:ind w:left="2520" w:hanging="360"/>
+      </w:pPr>
+      <w:rPr>
+        <w:rFonts w:ascii="Wingdings" w:hAnsi="Wingdings" w:hint="default"/>
+      </w:rPr>
+    </w:lvl>
+    <w:lvl w:ilvl="3" w:tplc="FFFFFFFF">
+      <w:start w:val="1"/>
+      <w:numFmt w:val="bullet"/>
+      <w:lvlText w:val=""/>
+      <w:lvlJc w:val="left"/>
+      <w:pPr>
+        <w:ind w:left="3240" w:hanging="360"/>
+      </w:pPr>
+      <w:rPr>
+        <w:rFonts w:ascii="Symbol" w:hAnsi="Symbol" w:hint="default"/>
+      </w:rPr>
+    </w:lvl>
+    <w:lvl w:ilvl="4" w:tplc="FFFFFFFF" w:tentative="1">
+      <w:start w:val="1"/>
+      <w:numFmt w:val="bullet"/>
+      <w:lvlText w:val="o"/>
+      <w:lvlJc w:val="left"/>
+      <w:pPr>
+        <w:ind w:left="3960" w:hanging="360"/>
+      </w:pPr>
+      <w:rPr>
+        <w:rFonts w:ascii="Courier New" w:hAnsi="Courier New" w:cs="Courier New" w:hint="default"/>
+      </w:rPr>
+    </w:lvl>
+    <w:lvl w:ilvl="5" w:tplc="FFFFFFFF" w:tentative="1">
+      <w:start w:val="1"/>
+      <w:numFmt w:val="bullet"/>
+      <w:lvlText w:val=""/>
+      <w:lvlJc w:val="left"/>
+      <w:pPr>
+        <w:ind w:left="4680" w:hanging="360"/>
+      </w:pPr>
+      <w:rPr>
+        <w:rFonts w:ascii="Wingdings" w:hAnsi="Wingdings" w:hint="default"/>
+      </w:rPr>
+    </w:lvl>
+    <w:lvl w:ilvl="6" w:tplc="FFFFFFFF" w:tentative="1">
+      <w:start w:val="1"/>
+      <w:numFmt w:val="bullet"/>
+      <w:lvlText w:val=""/>
+      <w:lvlJc w:val="left"/>
+      <w:pPr>
+        <w:ind w:left="5400" w:hanging="360"/>
+      </w:pPr>
+      <w:rPr>
+        <w:rFonts w:ascii="Symbol" w:hAnsi="Symbol" w:hint="default"/>
+      </w:rPr>
+    </w:lvl>
+    <w:lvl w:ilvl="7" w:tplc="FFFFFFFF" w:tentative="1">
+      <w:start w:val="1"/>
+      <w:numFmt w:val="bullet"/>
+      <w:lvlText w:val="o"/>
+      <w:lvlJc w:val="left"/>
+      <w:pPr>
+        <w:ind w:left="6120" w:hanging="360"/>
+      </w:pPr>
+      <w:rPr>
+        <w:rFonts w:ascii="Courier New" w:hAnsi="Courier New" w:cs="Courier New" w:hint="default"/>
+      </w:rPr>
+    </w:lvl>
+    <w:lvl w:ilvl="8" w:tplc="FFFFFFFF" w:tentative="1">
+      <w:start w:val="1"/>
+      <w:numFmt w:val="bullet"/>
+      <w:lvlText w:val=""/>
+      <w:lvlJc w:val="left"/>
+      <w:pPr>
+        <w:ind w:left="6840" w:hanging="360"/>
+      </w:pPr>
+      <w:rPr>
+        <w:rFonts w:ascii="Wingdings" w:hAnsi="Wingdings" w:hint="default"/>
+      </w:rPr>
+    </w:lvl>
+  </w:abstractNum>
+  <w:abstractNum w:abstractNumId="4" w15:restartNumberingAfterBreak="0">
+    <w:nsid w:val="5FC02517"/>
+    <w:multiLevelType w:val="hybridMultilevel"/>
+    <w:tmpl w:val="DD0CC5DE"/>
+    <w:lvl w:ilvl="0" w:tplc="FFFFFFFF">
+      <w:start w:val="1"/>
+      <w:numFmt w:val="lowerRoman"/>
+      <w:lvlText w:val="%1."/>
+      <w:lvlJc w:val="right"/>
+      <w:pPr>
+        <w:ind w:left="1440" w:hanging="360"/>
+      </w:pPr>
+    </w:lvl>
+    <w:lvl w:ilvl="1" w:tplc="FFFFFFFF">
+      <w:start w:val="1"/>
+      <w:numFmt w:val="lowerLetter"/>
+      <w:lvlText w:val="%2."/>
+      <w:lvlJc w:val="left"/>
+      <w:pPr>
+        <w:ind w:left="2160" w:hanging="360"/>
+      </w:pPr>
+    </w:lvl>
+    <w:lvl w:ilvl="2" w:tplc="FFFFFFFF">
+      <w:start w:val="1"/>
+      <w:numFmt w:val="lowerRoman"/>
+      <w:lvlText w:val="%3."/>
+      <w:lvlJc w:val="right"/>
+      <w:pPr>
+        <w:ind w:left="2880" w:hanging="180"/>
+      </w:pPr>
+    </w:lvl>
+    <w:lvl w:ilvl="3" w:tplc="FFFFFFFF" w:tentative="1">
+      <w:start w:val="1"/>
+      <w:numFmt w:val="decimal"/>
+      <w:lvlText w:val="%4."/>
+      <w:lvlJc w:val="left"/>
+      <w:pPr>
+        <w:ind w:left="3600" w:hanging="360"/>
+      </w:pPr>
+    </w:lvl>
+    <w:lvl w:ilvl="4" w:tplc="FFFFFFFF" w:tentative="1">
+      <w:start w:val="1"/>
+      <w:numFmt w:val="lowerLetter"/>
+      <w:lvlText w:val="%5."/>
+      <w:lvlJc w:val="left"/>
+      <w:pPr>
+        <w:ind w:left="4320" w:hanging="360"/>
+      </w:pPr>
+    </w:lvl>
+    <w:lvl w:ilvl="5" w:tplc="FFFFFFFF" w:tentative="1">
+      <w:start w:val="1"/>
+      <w:numFmt w:val="lowerRoman"/>
+      <w:lvlText w:val="%6."/>
+      <w:lvlJc w:val="right"/>
+      <w:pPr>
+        <w:ind w:left="5040" w:hanging="180"/>
+      </w:pPr>
+    </w:lvl>
+    <w:lvl w:ilvl="6" w:tplc="FFFFFFFF" w:tentative="1">
+      <w:start w:val="1"/>
+      <w:numFmt w:val="decimal"/>
+      <w:lvlText w:val="%7."/>
+      <w:lvlJc w:val="left"/>
+      <w:pPr>
+        <w:ind w:left="5760" w:hanging="360"/>
+      </w:pPr>
+    </w:lvl>
+    <w:lvl w:ilvl="7" w:tplc="FFFFFFFF" w:tentative="1">
+      <w:start w:val="1"/>
+      <w:numFmt w:val="lowerLetter"/>
+      <w:lvlText w:val="%8."/>
+      <w:lvlJc w:val="left"/>
+      <w:pPr>
+        <w:ind w:left="6480" w:hanging="360"/>
+      </w:pPr>
+    </w:lvl>
+    <w:lvl w:ilvl="8" w:tplc="FFFFFFFF" w:tentative="1">
+      <w:start w:val="1"/>
+      <w:numFmt w:val="lowerRoman"/>
+      <w:lvlText w:val="%9."/>
+      <w:lvlJc w:val="right"/>
+      <w:pPr>
+        <w:ind w:left="7200" w:hanging="180"/>
+      </w:pPr>
+    </w:lvl>
+  </w:abstractNum>
+  <w:abstractNum w:abstractNumId="5" w15:restartNumberingAfterBreak="0">
     <w:nsid w:val="76975E0F"/>
     <w:multiLevelType w:val="hybridMultilevel"/>
     <w:tmpl w:val="110E85C4"/>
@@ -9627,10 +10289,19 @@
     <w:abstractNumId w:val="1"/>
   </w:num>
   <w:num w:numId="2" w16cid:durableId="764808551">
-    <w:abstractNumId w:val="2"/>
+    <w:abstractNumId w:val="5"/>
   </w:num>
   <w:num w:numId="3" w16cid:durableId="538713266">
     <w:abstractNumId w:val="0"/>
+  </w:num>
+  <w:num w:numId="4" w16cid:durableId="95445644">
+    <w:abstractNumId w:val="2"/>
+  </w:num>
+  <w:num w:numId="5" w16cid:durableId="578829585">
+    <w:abstractNumId w:val="3"/>
+  </w:num>
+  <w:num w:numId="6" w16cid:durableId="253825354">
+    <w:abstractNumId w:val="4"/>
   </w:num>
 </w:numbering>
 </file>

--- a/Hotel Bookings Analysis Documentation.docx
+++ b/Hotel Bookings Analysis Documentation.docx
@@ -8401,17 +8401,20 @@
         </w:numPr>
         <w:rPr>
           <w:rFonts w:ascii="Calibri" w:hAnsi="Calibri" w:cs="Calibri"/>
-        </w:rPr>
-      </w:pPr>
-      <w:r>
-        <w:rPr>
-          <w:rFonts w:ascii="Calibri" w:hAnsi="Calibri" w:cs="Calibri"/>
+          <w:highlight w:val="green"/>
+        </w:rPr>
+      </w:pPr>
+      <w:r>
+        <w:rPr>
+          <w:rFonts w:ascii="Calibri" w:hAnsi="Calibri" w:cs="Calibri"/>
+          <w:highlight w:val="green"/>
         </w:rPr>
         <w:t>Hotel</w:t>
       </w:r>
       <w:r>
         <w:rPr>
           <w:rFonts w:ascii="Calibri" w:hAnsi="Calibri" w:cs="Calibri"/>
+          <w:highlight w:val="green"/>
         </w:rPr>
         <w:t xml:space="preserve"> (categories)</w:t>
       </w:r>
@@ -8430,6 +8433,7 @@
       <w:r>
         <w:rPr>
           <w:rFonts w:ascii="Calibri" w:hAnsi="Calibri" w:cs="Calibri"/>
+          <w:highlight w:val="green"/>
         </w:rPr>
         <w:t>Count</w:t>
       </w:r>
@@ -8443,23 +8447,27 @@
         </w:numPr>
         <w:rPr>
           <w:rFonts w:ascii="Calibri" w:hAnsi="Calibri" w:cs="Calibri"/>
-        </w:rPr>
-      </w:pPr>
-      <w:r>
-        <w:rPr>
-          <w:rFonts w:ascii="Calibri" w:hAnsi="Calibri" w:cs="Calibri"/>
+          <w:highlight w:val="green"/>
+        </w:rPr>
+      </w:pPr>
+      <w:r>
+        <w:rPr>
+          <w:rFonts w:ascii="Calibri" w:hAnsi="Calibri" w:cs="Calibri"/>
+          <w:highlight w:val="green"/>
         </w:rPr>
         <w:t>C</w:t>
       </w:r>
       <w:r>
         <w:rPr>
           <w:rFonts w:ascii="Calibri" w:hAnsi="Calibri" w:cs="Calibri"/>
+          <w:highlight w:val="green"/>
         </w:rPr>
         <w:t>ountry</w:t>
       </w:r>
       <w:r>
         <w:rPr>
           <w:rFonts w:ascii="Calibri" w:hAnsi="Calibri" w:cs="Calibri"/>
+          <w:highlight w:val="green"/>
         </w:rPr>
         <w:t xml:space="preserve"> (Categories)</w:t>
       </w:r>
@@ -8473,11 +8481,13 @@
         </w:numPr>
         <w:rPr>
           <w:rFonts w:ascii="Calibri" w:hAnsi="Calibri" w:cs="Calibri"/>
-        </w:rPr>
-      </w:pPr>
-      <w:r>
-        <w:rPr>
-          <w:rFonts w:ascii="Calibri" w:hAnsi="Calibri" w:cs="Calibri"/>
+          <w:highlight w:val="green"/>
+        </w:rPr>
+      </w:pPr>
+      <w:r>
+        <w:rPr>
+          <w:rFonts w:ascii="Calibri" w:hAnsi="Calibri" w:cs="Calibri"/>
+          <w:highlight w:val="green"/>
         </w:rPr>
         <w:t>Count by channel</w:t>
       </w:r>
@@ -8491,23 +8501,27 @@
         </w:numPr>
         <w:rPr>
           <w:rFonts w:ascii="Calibri" w:hAnsi="Calibri" w:cs="Calibri"/>
-        </w:rPr>
-      </w:pPr>
-      <w:r>
-        <w:rPr>
-          <w:rFonts w:ascii="Calibri" w:hAnsi="Calibri" w:cs="Calibri"/>
+          <w:highlight w:val="green"/>
+        </w:rPr>
+      </w:pPr>
+      <w:r>
+        <w:rPr>
+          <w:rFonts w:ascii="Calibri" w:hAnsi="Calibri" w:cs="Calibri"/>
+          <w:highlight w:val="green"/>
         </w:rPr>
         <w:t>Distribution</w:t>
       </w:r>
       <w:r>
         <w:rPr>
           <w:rFonts w:ascii="Calibri" w:hAnsi="Calibri" w:cs="Calibri"/>
+          <w:highlight w:val="green"/>
         </w:rPr>
         <w:t xml:space="preserve"> channel</w:t>
       </w:r>
       <w:r>
         <w:rPr>
           <w:rFonts w:ascii="Calibri" w:hAnsi="Calibri" w:cs="Calibri"/>
+          <w:highlight w:val="green"/>
         </w:rPr>
         <w:t xml:space="preserve"> (categories)</w:t>
       </w:r>
@@ -8521,11 +8535,13 @@
         </w:numPr>
         <w:rPr>
           <w:rFonts w:ascii="Calibri" w:hAnsi="Calibri" w:cs="Calibri"/>
-        </w:rPr>
-      </w:pPr>
-      <w:r>
-        <w:rPr>
-          <w:rFonts w:ascii="Calibri" w:hAnsi="Calibri" w:cs="Calibri"/>
+          <w:highlight w:val="green"/>
+        </w:rPr>
+      </w:pPr>
+      <w:r>
+        <w:rPr>
+          <w:rFonts w:ascii="Calibri" w:hAnsi="Calibri" w:cs="Calibri"/>
+          <w:highlight w:val="green"/>
         </w:rPr>
         <w:t>Count by channel</w:t>
       </w:r>
@@ -8539,17 +8555,20 @@
         </w:numPr>
         <w:rPr>
           <w:rFonts w:ascii="Calibri" w:hAnsi="Calibri" w:cs="Calibri"/>
-        </w:rPr>
-      </w:pPr>
-      <w:r>
-        <w:rPr>
-          <w:rFonts w:ascii="Calibri" w:hAnsi="Calibri" w:cs="Calibri"/>
+          <w:highlight w:val="green"/>
+        </w:rPr>
+      </w:pPr>
+      <w:r>
+        <w:rPr>
+          <w:rFonts w:ascii="Calibri" w:hAnsi="Calibri" w:cs="Calibri"/>
+          <w:highlight w:val="green"/>
         </w:rPr>
         <w:t>Repeat guest</w:t>
       </w:r>
       <w:r>
         <w:rPr>
           <w:rFonts w:ascii="Calibri" w:hAnsi="Calibri" w:cs="Calibri"/>
+          <w:highlight w:val="green"/>
         </w:rPr>
         <w:t>: Yes/ No</w:t>
       </w:r>
@@ -8563,11 +8582,13 @@
         </w:numPr>
         <w:rPr>
           <w:rFonts w:ascii="Calibri" w:hAnsi="Calibri" w:cs="Calibri"/>
-        </w:rPr>
-      </w:pPr>
-      <w:r>
-        <w:rPr>
-          <w:rFonts w:ascii="Calibri" w:hAnsi="Calibri" w:cs="Calibri"/>
+          <w:highlight w:val="green"/>
+        </w:rPr>
+      </w:pPr>
+      <w:r>
+        <w:rPr>
+          <w:rFonts w:ascii="Calibri" w:hAnsi="Calibri" w:cs="Calibri"/>
+          <w:highlight w:val="green"/>
         </w:rPr>
         <w:t>Count</w:t>
       </w:r>
@@ -8581,11 +8602,13 @@
         </w:numPr>
         <w:rPr>
           <w:rFonts w:ascii="Calibri" w:hAnsi="Calibri" w:cs="Calibri"/>
-        </w:rPr>
-      </w:pPr>
-      <w:r>
-        <w:rPr>
-          <w:rFonts w:ascii="Calibri" w:hAnsi="Calibri" w:cs="Calibri"/>
+          <w:highlight w:val="green"/>
+        </w:rPr>
+      </w:pPr>
+      <w:r>
+        <w:rPr>
+          <w:rFonts w:ascii="Calibri" w:hAnsi="Calibri" w:cs="Calibri"/>
+          <w:highlight w:val="green"/>
         </w:rPr>
         <w:t>Reserved room type</w:t>
       </w:r>
@@ -8599,11 +8622,13 @@
         </w:numPr>
         <w:rPr>
           <w:rFonts w:ascii="Calibri" w:hAnsi="Calibri" w:cs="Calibri"/>
-        </w:rPr>
-      </w:pPr>
-      <w:r>
-        <w:rPr>
-          <w:rFonts w:ascii="Calibri" w:hAnsi="Calibri" w:cs="Calibri"/>
+          <w:highlight w:val="green"/>
+        </w:rPr>
+      </w:pPr>
+      <w:r>
+        <w:rPr>
+          <w:rFonts w:ascii="Calibri" w:hAnsi="Calibri" w:cs="Calibri"/>
+          <w:highlight w:val="green"/>
         </w:rPr>
         <w:t>Count by type</w:t>
       </w:r>
@@ -8617,11 +8642,13 @@
         </w:numPr>
         <w:rPr>
           <w:rFonts w:ascii="Calibri" w:hAnsi="Calibri" w:cs="Calibri"/>
-        </w:rPr>
-      </w:pPr>
-      <w:r>
-        <w:rPr>
-          <w:rFonts w:ascii="Calibri" w:hAnsi="Calibri" w:cs="Calibri"/>
+          <w:highlight w:val="green"/>
+        </w:rPr>
+      </w:pPr>
+      <w:r>
+        <w:rPr>
+          <w:rFonts w:ascii="Calibri" w:hAnsi="Calibri" w:cs="Calibri"/>
+          <w:highlight w:val="green"/>
         </w:rPr>
         <w:t>Assigned room type</w:t>
       </w:r>
@@ -8635,59 +8662,69 @@
         </w:numPr>
         <w:rPr>
           <w:rFonts w:ascii="Calibri" w:hAnsi="Calibri" w:cs="Calibri"/>
-        </w:rPr>
-      </w:pPr>
-      <w:r>
-        <w:rPr>
-          <w:rFonts w:ascii="Calibri" w:hAnsi="Calibri" w:cs="Calibri"/>
+          <w:highlight w:val="green"/>
+        </w:rPr>
+      </w:pPr>
+      <w:r>
+        <w:rPr>
+          <w:rFonts w:ascii="Calibri" w:hAnsi="Calibri" w:cs="Calibri"/>
+          <w:highlight w:val="green"/>
         </w:rPr>
         <w:t>The count</w:t>
       </w:r>
       <w:r>
         <w:rPr>
           <w:rFonts w:ascii="Calibri" w:hAnsi="Calibri" w:cs="Calibri"/>
+          <w:highlight w:val="green"/>
         </w:rPr>
         <w:t xml:space="preserve"> no of times reserved was same as assigned</w:t>
       </w:r>
       <w:r>
         <w:rPr>
           <w:rFonts w:ascii="Calibri" w:hAnsi="Calibri" w:cs="Calibri"/>
+          <w:highlight w:val="green"/>
         </w:rPr>
         <w:t xml:space="preserve"> vs. </w:t>
       </w:r>
       <w:r>
         <w:rPr>
           <w:rFonts w:ascii="Calibri" w:hAnsi="Calibri" w:cs="Calibri"/>
+          <w:highlight w:val="green"/>
         </w:rPr>
         <w:t>the count</w:t>
       </w:r>
       <w:r>
         <w:rPr>
           <w:rFonts w:ascii="Calibri" w:hAnsi="Calibri" w:cs="Calibri"/>
+          <w:highlight w:val="green"/>
         </w:rPr>
         <w:t xml:space="preserve"> of </w:t>
       </w:r>
       <w:r>
         <w:rPr>
           <w:rFonts w:ascii="Calibri" w:hAnsi="Calibri" w:cs="Calibri"/>
+          <w:highlight w:val="green"/>
         </w:rPr>
         <w:t>ti</w:t>
       </w:r>
       <w:r>
         <w:rPr>
           <w:rFonts w:ascii="Calibri" w:hAnsi="Calibri" w:cs="Calibri"/>
+          <w:highlight w:val="green"/>
         </w:rPr>
         <w:t>m</w:t>
       </w:r>
       <w:r>
         <w:rPr>
           <w:rFonts w:ascii="Calibri" w:hAnsi="Calibri" w:cs="Calibri"/>
+          <w:highlight w:val="green"/>
         </w:rPr>
         <w:t>e</w:t>
       </w:r>
       <w:r>
         <w:rPr>
           <w:rFonts w:ascii="Calibri" w:hAnsi="Calibri" w:cs="Calibri"/>
+          <w:highlight w:val="green"/>
         </w:rPr>
         <w:t>s it was different.</w:t>
       </w:r>
@@ -8701,11 +8738,13 @@
         </w:numPr>
         <w:rPr>
           <w:rFonts w:ascii="Calibri" w:hAnsi="Calibri" w:cs="Calibri"/>
-        </w:rPr>
-      </w:pPr>
-      <w:r>
-        <w:rPr>
-          <w:rFonts w:ascii="Calibri" w:hAnsi="Calibri" w:cs="Calibri"/>
+          <w:highlight w:val="green"/>
+        </w:rPr>
+      </w:pPr>
+      <w:r>
+        <w:rPr>
+          <w:rFonts w:ascii="Calibri" w:hAnsi="Calibri" w:cs="Calibri"/>
+          <w:highlight w:val="green"/>
         </w:rPr>
         <w:t>Add column to compare the two columns</w:t>
       </w:r>
@@ -9690,6 +9729,208 @@
         </w:rPr>
         <w:t>Replaced NULL with 0 to represent Unknown company ID</w:t>
       </w:r>
+    </w:p>
+    <w:p>
+      <w:pPr>
+        <w:pStyle w:val="ListParagraph"/>
+        <w:numPr>
+          <w:ilvl w:val="0"/>
+          <w:numId w:val="3"/>
+        </w:numPr>
+        <w:rPr>
+          <w:rFonts w:ascii="Calibri" w:hAnsi="Calibri" w:cs="Calibri"/>
+        </w:rPr>
+      </w:pPr>
+      <w:r>
+        <w:rPr>
+          <w:rFonts w:ascii="Calibri" w:hAnsi="Calibri" w:cs="Calibri"/>
+        </w:rPr>
+        <w:t>Is Repeat guest</w:t>
+      </w:r>
+    </w:p>
+    <w:p>
+      <w:pPr>
+        <w:pStyle w:val="ListParagraph"/>
+        <w:numPr>
+          <w:ilvl w:val="1"/>
+          <w:numId w:val="2"/>
+        </w:numPr>
+        <w:rPr>
+          <w:rFonts w:ascii="Calibri" w:hAnsi="Calibri" w:cs="Calibri"/>
+        </w:rPr>
+      </w:pPr>
+      <w:r>
+        <w:rPr>
+          <w:rFonts w:ascii="Calibri" w:hAnsi="Calibri" w:cs="Calibri"/>
+        </w:rPr>
+        <w:t>Replaced the following values:</w:t>
+      </w:r>
+    </w:p>
+    <w:p>
+      <w:pPr>
+        <w:pStyle w:val="ListParagraph"/>
+        <w:numPr>
+          <w:ilvl w:val="2"/>
+          <w:numId w:val="2"/>
+        </w:numPr>
+        <w:rPr>
+          <w:rFonts w:ascii="Calibri" w:hAnsi="Calibri" w:cs="Calibri"/>
+        </w:rPr>
+      </w:pPr>
+      <w:r>
+        <w:rPr>
+          <w:rFonts w:ascii="Calibri" w:hAnsi="Calibri" w:cs="Calibri"/>
+        </w:rPr>
+        <w:t xml:space="preserve">0 </w:t>
+      </w:r>
+      <w:r>
+        <w:rPr>
+          <w:rFonts w:ascii="Calibri" w:hAnsi="Calibri" w:cs="Calibri"/>
+        </w:rPr>
+        <w:sym w:font="Wingdings" w:char="F0E0"/>
+      </w:r>
+      <w:r>
+        <w:rPr>
+          <w:rFonts w:ascii="Calibri" w:hAnsi="Calibri" w:cs="Calibri"/>
+        </w:rPr>
+        <w:t xml:space="preserve"> No</w:t>
+      </w:r>
+    </w:p>
+    <w:p>
+      <w:pPr>
+        <w:pStyle w:val="ListParagraph"/>
+        <w:numPr>
+          <w:ilvl w:val="2"/>
+          <w:numId w:val="2"/>
+        </w:numPr>
+        <w:rPr>
+          <w:rFonts w:ascii="Calibri" w:hAnsi="Calibri" w:cs="Calibri"/>
+        </w:rPr>
+      </w:pPr>
+      <w:r>
+        <w:rPr>
+          <w:rFonts w:ascii="Calibri" w:hAnsi="Calibri" w:cs="Calibri"/>
+        </w:rPr>
+        <w:t xml:space="preserve">1 </w:t>
+      </w:r>
+      <w:r>
+        <w:rPr>
+          <w:rFonts w:ascii="Calibri" w:hAnsi="Calibri" w:cs="Calibri"/>
+        </w:rPr>
+        <w:sym w:font="Wingdings" w:char="F0E0"/>
+      </w:r>
+      <w:r>
+        <w:rPr>
+          <w:rFonts w:ascii="Calibri" w:hAnsi="Calibri" w:cs="Calibri"/>
+        </w:rPr>
+        <w:t xml:space="preserve"> Yes</w:t>
+      </w:r>
+    </w:p>
+    <w:p>
+      <w:pPr>
+        <w:pStyle w:val="ListParagraph"/>
+        <w:ind w:left="2520"/>
+        <w:rPr>
+          <w:rFonts w:ascii="Calibri" w:hAnsi="Calibri" w:cs="Calibri"/>
+        </w:rPr>
+      </w:pPr>
+    </w:p>
+    <w:p>
+      <w:pPr>
+        <w:pStyle w:val="ListParagraph"/>
+        <w:ind w:left="2520"/>
+        <w:rPr>
+          <w:rFonts w:ascii="Calibri" w:hAnsi="Calibri" w:cs="Calibri"/>
+        </w:rPr>
+      </w:pPr>
+    </w:p>
+    <w:p>
+      <w:pPr>
+        <w:pStyle w:val="ListParagraph"/>
+        <w:numPr>
+          <w:ilvl w:val="0"/>
+          <w:numId w:val="3"/>
+        </w:numPr>
+        <w:rPr>
+          <w:rFonts w:ascii="Calibri" w:hAnsi="Calibri" w:cs="Calibri"/>
+        </w:rPr>
+      </w:pPr>
+      <w:r>
+        <w:rPr>
+          <w:rFonts w:ascii="Calibri" w:hAnsi="Calibri" w:cs="Calibri"/>
+        </w:rPr>
+        <w:lastRenderedPageBreak/>
+        <w:t>Added column to compare reserved room type vs. assigned room type</w:t>
+      </w:r>
+    </w:p>
+    <w:p>
+      <w:pPr>
+        <w:pStyle w:val="ListParagraph"/>
+        <w:numPr>
+          <w:ilvl w:val="2"/>
+          <w:numId w:val="2"/>
+        </w:numPr>
+        <w:rPr>
+          <w:rFonts w:ascii="Calibri" w:hAnsi="Calibri" w:cs="Calibri"/>
+        </w:rPr>
+      </w:pPr>
+      <w:r>
+        <w:rPr>
+          <w:rFonts w:ascii="Calibri" w:hAnsi="Calibri" w:cs="Calibri"/>
+        </w:rPr>
+        <w:t xml:space="preserve">If Same </w:t>
+      </w:r>
+      <w:r>
+        <w:rPr>
+          <w:rFonts w:ascii="Calibri" w:hAnsi="Calibri" w:cs="Calibri"/>
+        </w:rPr>
+        <w:sym w:font="Wingdings" w:char="F0E0"/>
+      </w:r>
+      <w:r>
+        <w:rPr>
+          <w:rFonts w:ascii="Calibri" w:hAnsi="Calibri" w:cs="Calibri"/>
+        </w:rPr>
+        <w:t xml:space="preserve"> Same Room</w:t>
+      </w:r>
+    </w:p>
+    <w:p>
+      <w:pPr>
+        <w:pStyle w:val="ListParagraph"/>
+        <w:numPr>
+          <w:ilvl w:val="2"/>
+          <w:numId w:val="2"/>
+        </w:numPr>
+        <w:rPr>
+          <w:rFonts w:ascii="Calibri" w:hAnsi="Calibri" w:cs="Calibri"/>
+        </w:rPr>
+      </w:pPr>
+      <w:r>
+        <w:rPr>
+          <w:rFonts w:ascii="Calibri" w:hAnsi="Calibri" w:cs="Calibri"/>
+        </w:rPr>
+        <w:t xml:space="preserve">Else </w:t>
+      </w:r>
+      <w:r>
+        <w:rPr>
+          <w:rFonts w:ascii="Calibri" w:hAnsi="Calibri" w:cs="Calibri"/>
+        </w:rPr>
+        <w:sym w:font="Wingdings" w:char="F0E0"/>
+      </w:r>
+      <w:r>
+        <w:rPr>
+          <w:rFonts w:ascii="Calibri" w:hAnsi="Calibri" w:cs="Calibri"/>
+        </w:rPr>
+        <w:t xml:space="preserve"> Different Room</w:t>
+      </w:r>
+    </w:p>
+    <w:p>
+      <w:pPr>
+        <w:pStyle w:val="ListParagraph"/>
+        <w:ind w:left="2520"/>
+        <w:rPr>
+          <w:rFonts w:ascii="Calibri" w:hAnsi="Calibri" w:cs="Calibri"/>
+        </w:rPr>
+      </w:pPr>
     </w:p>
     <w:p>
       <w:pPr>
@@ -9715,7 +9956,7 @@
   <w:abstractNum w:abstractNumId="0" w15:restartNumberingAfterBreak="0">
     <w:nsid w:val="15A17BD5"/>
     <w:multiLevelType w:val="hybridMultilevel"/>
-    <w:tmpl w:val="DD0CC5DE"/>
+    <w:tmpl w:val="351A9F10"/>
     <w:lvl w:ilvl="0" w:tplc="0409001B">
       <w:start w:val="1"/>
       <w:numFmt w:val="lowerRoman"/>
